--- a/public/pdf/haowen_CV_Oct_2026.docx
+++ b/public/pdf/haowen_CV_Oct_2026.docx
@@ -4893,21 +4893,10 @@
               </w:r>
               <w:r>
                 <w:rPr>
-                  <w:rStyle w:val="Hyperlink"/>
                   <w:i/>
                   <w:iCs/>
-                  <w:sz w:val="22"/>
-                  <w:szCs w:val="22"/>
                 </w:rPr>
-                <w:t>)</w:t>
-              </w:r>
-              <w:r>
-                <w:rPr>
-                  <w:rStyle w:val="Hyperlink"/>
-                  <w:sz w:val="22"/>
-                  <w:szCs w:val="22"/>
-                </w:rPr>
-                <w:t>.</w:t>
+                <w:t>).</w:t>
               </w:r>
             </w:hyperlink>
           </w:p>
@@ -5054,6 +5043,126 @@
                 <w:sz w:val="22"/>
                 <w:szCs w:val="22"/>
               </w:rPr>
+              <w:t>Xu, H.,</w:t>
+            </w:r>
+            <w:r>
+              <w:rPr>
+                <w:sz w:val="22"/>
+                <w:szCs w:val="22"/>
+              </w:rPr>
+              <w:t xml:space="preserve"> Sun, Y., Tupayachi, J., </w:t>
+            </w:r>
+            <w:proofErr w:type="spellStart"/>
+            <w:r>
+              <w:rPr>
+                <w:sz w:val="22"/>
+                <w:szCs w:val="22"/>
+              </w:rPr>
+              <w:t>Omitaomu</w:t>
+            </w:r>
+            <w:proofErr w:type="spellEnd"/>
+            <w:r>
+              <w:rPr>
+                <w:sz w:val="22"/>
+                <w:szCs w:val="22"/>
+              </w:rPr>
+              <w:t>, O., Zlatanova, S., &amp; Li, X. (202</w:t>
+            </w:r>
+            <w:r>
+              <w:rPr>
+                <w:rFonts w:hint="eastAsia"/>
+                <w:sz w:val="22"/>
+                <w:szCs w:val="22"/>
+                <w:lang w:eastAsia="zh-CN"/>
+              </w:rPr>
+              <w:t>6</w:t>
+            </w:r>
+            <w:r>
+              <w:rPr>
+                <w:sz w:val="22"/>
+                <w:szCs w:val="22"/>
+              </w:rPr>
+              <w:t>). Towards the Autonomous Optimization of Urban Logistics: Training Generative AI with Scientific Tools via Agentic Digital Twins and Model Context Protocol.</w:t>
+            </w:r>
+            <w:r>
+              <w:rPr>
+                <w:rFonts w:hint="eastAsia"/>
+                <w:sz w:val="22"/>
+                <w:szCs w:val="22"/>
+                <w:lang w:eastAsia="zh-CN"/>
+              </w:rPr>
+              <w:t xml:space="preserve"> </w:t>
+            </w:r>
+            <w:r>
+              <w:rPr>
+                <w:sz w:val="22"/>
+                <w:szCs w:val="22"/>
+                <w:lang w:eastAsia="zh-CN"/>
+              </w:rPr>
+              <w:br/>
+            </w:r>
+            <w:r>
+              <w:rPr>
+                <w:i/>
+                <w:iCs/>
+                <w:sz w:val="22"/>
+                <w:szCs w:val="22"/>
+                <w:lang w:eastAsia="zh-CN"/>
+              </w:rPr>
+              <w:t>Computers &amp; Industrial Engineering</w:t>
+            </w:r>
+            <w:r>
+              <w:rPr>
+                <w:sz w:val="22"/>
+                <w:szCs w:val="22"/>
+              </w:rPr>
+              <w:t xml:space="preserve"> (</w:t>
+            </w:r>
+            <w:r>
+              <w:rPr>
+                <w:i/>
+                <w:iCs/>
+                <w:sz w:val="22"/>
+                <w:szCs w:val="22"/>
+              </w:rPr>
+              <w:t>accepted</w:t>
+            </w:r>
+            <w:r>
+              <w:rPr>
+                <w:sz w:val="22"/>
+                <w:szCs w:val="22"/>
+              </w:rPr>
+              <w:t>)</w:t>
+            </w:r>
+            <w:r>
+              <w:rPr>
+                <w:sz w:val="22"/>
+                <w:szCs w:val="22"/>
+              </w:rPr>
+              <w:t>.</w:t>
+            </w:r>
+          </w:p>
+          <w:p>
+            <w:pPr>
+              <w:pStyle w:val="Default"/>
+              <w:numPr>
+                <w:ilvl w:val="0"/>
+                <w:numId w:val="14"/>
+              </w:numPr>
+              <w:spacing w:before="120" w:after="120"/>
+              <w:jc w:val="both"/>
+              <w:rPr>
+                <w:sz w:val="22"/>
+                <w:szCs w:val="22"/>
+              </w:rPr>
+            </w:pPr>
+            <w:r>
+              <w:rPr>
+                <w:b/>
+                <w:bCs/>
+                <w:sz w:val="22"/>
+                <w:szCs w:val="22"/>
+              </w:rPr>
               <w:t>Xu H</w:t>
             </w:r>
             <w:r>
@@ -5208,11 +5317,9 @@
             <w:r>
               <w:rPr>
                 <w:rFonts w:hint="eastAsia"/>
-                <w:sz w:val="22"/>
-                <w:szCs w:val="22"/>
                 <w:lang w:eastAsia="zh-CN"/>
               </w:rPr>
-              <w:t xml:space="preserve"> </w:t>
+              <w:t>.</w:t>
             </w:r>
           </w:p>
           <w:p>
@@ -5280,6 +5387,13 @@
                 <w:t>https://doi.org/10.3390/ijgi15090405</w:t>
               </w:r>
             </w:hyperlink>
+            <w:r>
+              <w:rPr>
+                <w:rFonts w:hint="eastAsia"/>
+                <w:lang w:eastAsia="zh-CN"/>
+              </w:rPr>
+              <w:t>.</w:t>
+            </w:r>
           </w:p>
           <w:p>
             <w:pPr>
@@ -5309,7 +5423,16 @@
                 <w:sz w:val="22"/>
                 <w:szCs w:val="22"/>
               </w:rPr>
-              <w:t xml:space="preserve"> Yuan, J., Li, W., Zhang, F., Zlatanova, S., Ban, X., ... &amp; Ye, X. (2025). Next-Generation Intelligent Transportation Systems using Multimodal Generative AI and Diverse Modalities of Traffic Data. Handbook Of Urban Technologies</w:t>
+              <w:t xml:space="preserve"> Yuan, J., Li, W., Zhang, F., Zlatanova, S., Ban, X., ... &amp; Ye, X. (2025). Next-Generation Intelligent Transportation Systems using Multimodal Generative AI and Diverse Modalities of Traffic Data. </w:t>
+            </w:r>
+            <w:r>
+              <w:rPr>
+                <w:i/>
+                <w:iCs/>
+                <w:sz w:val="22"/>
+                <w:szCs w:val="22"/>
+              </w:rPr>
+              <w:t>Handbook Of Urban Technologies</w:t>
             </w:r>
             <w:r>
               <w:rPr>
@@ -5442,7 +5565,15 @@
                 <w:sz w:val="22"/>
                 <w:szCs w:val="22"/>
               </w:rPr>
-              <w:t>Zlatanova, S., Liang, R., &amp; Canbulat, I. (2025). Generative AI as a Pillar for Predicting 2D and 3D Wildfire Spread: Beyond Physics-Based Models and Traditional Deep Learning. </w:t>
+              <w:t xml:space="preserve">Zlatanova, S., Liang, R., &amp; Canbulat, I. (2025). Generative AI as a Pillar for Predicting 2D and 3D Wildfire Spread: Beyond Physics-Based Models and Traditional </w:t>
+            </w:r>
+            <w:r>
+              <w:rPr>
+                <w:sz w:val="22"/>
+                <w:szCs w:val="22"/>
+              </w:rPr>
+              <w:lastRenderedPageBreak/>
+              <w:t>Deep Learning. </w:t>
             </w:r>
             <w:r>
               <w:rPr>
@@ -5503,7 +5634,7 @@
                 <w:sz w:val="22"/>
                 <w:szCs w:val="22"/>
               </w:rPr>
-              <w:t xml:space="preserve"> Sun, Y., Tupayachi, J., </w:t>
+              <w:t xml:space="preserve"> &amp; Yu, X. Y. (2025). From </w:t>
             </w:r>
             <w:proofErr w:type="spellStart"/>
             <w:r>
@@ -5511,7 +5642,7 @@
                 <w:sz w:val="22"/>
                 <w:szCs w:val="22"/>
               </w:rPr>
-              <w:t>Omitaomu</w:t>
+              <w:t>powerpoint</w:t>
             </w:r>
             <w:proofErr w:type="spellEnd"/>
             <w:r>
@@ -5519,7 +5650,53 @@
                 <w:sz w:val="22"/>
                 <w:szCs w:val="22"/>
               </w:rPr>
-              <w:t>, O., Zlatanova, S., &amp; Li, X. (2025). Towards the Autonomous Optimization of Urban Logistics: Training Generative AI with Scientific Tools via Agentic Digital Twins and Model Context Protocol. </w:t>
+              <w:t xml:space="preserve"> </w:t>
+            </w:r>
+            <w:proofErr w:type="spellStart"/>
+            <w:r>
+              <w:rPr>
+                <w:sz w:val="22"/>
+                <w:szCs w:val="22"/>
+              </w:rPr>
+              <w:t>ui</w:t>
+            </w:r>
+            <w:proofErr w:type="spellEnd"/>
+            <w:r>
+              <w:rPr>
+                <w:sz w:val="22"/>
+                <w:szCs w:val="22"/>
+              </w:rPr>
+              <w:t xml:space="preserve"> sketches to web-based applications: Pattern-driven code generation for </w:t>
+            </w:r>
+            <w:r>
+              <w:rPr>
+                <w:sz w:val="22"/>
+                <w:szCs w:val="22"/>
+              </w:rPr>
+              <w:t>GIS</w:t>
+            </w:r>
+            <w:r>
+              <w:rPr>
+                <w:sz w:val="22"/>
+                <w:szCs w:val="22"/>
+              </w:rPr>
+              <w:t xml:space="preserve"> dashboard development using knowledge-augmented </w:t>
+            </w:r>
+            <w:proofErr w:type="spellStart"/>
+            <w:r>
+              <w:rPr>
+                <w:sz w:val="22"/>
+                <w:szCs w:val="22"/>
+              </w:rPr>
+              <w:t>llms</w:t>
+            </w:r>
+            <w:proofErr w:type="spellEnd"/>
+            <w:r>
+              <w:rPr>
+                <w:sz w:val="22"/>
+                <w:szCs w:val="22"/>
+              </w:rPr>
+              <w:t>, context-aware visual prompting, and the react framework. </w:t>
             </w:r>
             <w:proofErr w:type="spellStart"/>
             <w:r>
@@ -5539,7 +5716,7 @@
                 <w:sz w:val="22"/>
                 <w:szCs w:val="22"/>
               </w:rPr>
-              <w:t xml:space="preserve"> preprint arXiv:2506.13068</w:t>
+              <w:t xml:space="preserve"> preprint arXiv:2502.08756</w:t>
             </w:r>
             <w:r>
               <w:rPr>
@@ -5547,6 +5724,13 @@
                 <w:szCs w:val="22"/>
               </w:rPr>
               <w:t>.</w:t>
+            </w:r>
+            <w:r>
+              <w:rPr>
+                <w:sz w:val="22"/>
+                <w:szCs w:val="22"/>
+              </w:rPr>
+              <w:t xml:space="preserve"> </w:t>
             </w:r>
           </w:p>
           <w:p>
@@ -5570,7 +5754,6 @@
                 <w:sz w:val="22"/>
                 <w:szCs w:val="22"/>
               </w:rPr>
-              <w:lastRenderedPageBreak/>
               <w:t>Xu, H.,</w:t>
             </w:r>
             <w:r>
@@ -5578,103 +5761,42 @@
                 <w:sz w:val="22"/>
                 <w:szCs w:val="22"/>
               </w:rPr>
-              <w:t xml:space="preserve"> &amp; Yu, X. Y. (2025). From </w:t>
-            </w:r>
-            <w:proofErr w:type="spellStart"/>
-            <w:r>
-              <w:rPr>
-                <w:sz w:val="22"/>
-                <w:szCs w:val="22"/>
-              </w:rPr>
-              <w:t>powerpoint</w:t>
-            </w:r>
-            <w:proofErr w:type="spellEnd"/>
-            <w:r>
-              <w:rPr>
-                <w:sz w:val="22"/>
-                <w:szCs w:val="22"/>
-              </w:rPr>
-              <w:t xml:space="preserve"> </w:t>
-            </w:r>
-            <w:proofErr w:type="spellStart"/>
-            <w:r>
-              <w:rPr>
-                <w:sz w:val="22"/>
-                <w:szCs w:val="22"/>
-              </w:rPr>
-              <w:t>ui</w:t>
-            </w:r>
-            <w:proofErr w:type="spellEnd"/>
-            <w:r>
-              <w:rPr>
-                <w:sz w:val="22"/>
-                <w:szCs w:val="22"/>
-              </w:rPr>
-              <w:t xml:space="preserve"> sketches to web-based applications: Pattern-driven code generation for </w:t>
-            </w:r>
-            <w:r>
-              <w:rPr>
-                <w:sz w:val="22"/>
-                <w:szCs w:val="22"/>
-              </w:rPr>
-              <w:t>GIS</w:t>
-            </w:r>
-            <w:r>
-              <w:rPr>
-                <w:sz w:val="22"/>
-                <w:szCs w:val="22"/>
-              </w:rPr>
-              <w:t xml:space="preserve"> dashboard development using knowledge-augmented </w:t>
-            </w:r>
-            <w:proofErr w:type="spellStart"/>
-            <w:r>
-              <w:rPr>
-                <w:sz w:val="22"/>
-                <w:szCs w:val="22"/>
-              </w:rPr>
-              <w:t>llms</w:t>
-            </w:r>
-            <w:proofErr w:type="spellEnd"/>
-            <w:r>
-              <w:rPr>
-                <w:sz w:val="22"/>
-                <w:szCs w:val="22"/>
-              </w:rPr>
-              <w:t>, context-aware visual prompting, and the react framework. </w:t>
-            </w:r>
-            <w:proofErr w:type="spellStart"/>
-            <w:r>
-              <w:rPr>
-                <w:i/>
-                <w:iCs/>
-                <w:sz w:val="22"/>
-                <w:szCs w:val="22"/>
-              </w:rPr>
-              <w:t>arXiv</w:t>
-            </w:r>
-            <w:proofErr w:type="spellEnd"/>
-            <w:r>
-              <w:rPr>
-                <w:i/>
-                <w:iCs/>
-                <w:sz w:val="22"/>
-                <w:szCs w:val="22"/>
-              </w:rPr>
-              <w:t xml:space="preserve"> preprint arXiv:2502.08756</w:t>
-            </w:r>
-            <w:r>
-              <w:rPr>
-                <w:sz w:val="22"/>
-                <w:szCs w:val="22"/>
-              </w:rPr>
-              <w:t>.</w:t>
-            </w:r>
-            <w:r>
-              <w:rPr>
-                <w:sz w:val="22"/>
-                <w:szCs w:val="22"/>
-              </w:rPr>
-              <w:t xml:space="preserve"> </w:t>
+              <w:t xml:space="preserve"> Yuan, J., Zhou, A., Xu, G., Li, W., &amp; Ye, X. (202</w:t>
+            </w:r>
+            <w:r>
+              <w:rPr>
+                <w:sz w:val="22"/>
+                <w:szCs w:val="22"/>
+              </w:rPr>
+              <w:t>5</w:t>
+            </w:r>
+            <w:r>
+              <w:rPr>
+                <w:sz w:val="22"/>
+                <w:szCs w:val="22"/>
+              </w:rPr>
+              <w:t>). GenAI-powered Multi-Agent Paradigm for Smart Urban Mobility: Opportunities and Challenges for Integrating Large Language Models (LLMs) and Retrieval-Augmented Generation (RAG) with Intelligent Transportation Systems</w:t>
+            </w:r>
+            <w:r>
+              <w:rPr>
+                <w:sz w:val="22"/>
+                <w:szCs w:val="22"/>
+              </w:rPr>
+              <w:t xml:space="preserve">. </w:t>
+            </w:r>
+            <w:r>
+              <w:rPr>
+                <w:sz w:val="22"/>
+                <w:szCs w:val="22"/>
+              </w:rPr>
+              <w:t>Urban Human Mobility</w:t>
+            </w:r>
+            <w:r>
+              <w:rPr>
+                <w:sz w:val="22"/>
+                <w:szCs w:val="22"/>
+              </w:rPr>
+              <w:t>, 123-137.</w:t>
             </w:r>
           </w:p>
           <w:p>
@@ -5705,42 +5827,7 @@
                 <w:sz w:val="22"/>
                 <w:szCs w:val="22"/>
               </w:rPr>
-              <w:t xml:space="preserve"> Yuan, J., Zhou, A., Xu, G., Li, W., &amp; Ye, X. (202</w:t>
-            </w:r>
-            <w:r>
-              <w:rPr>
-                <w:sz w:val="22"/>
-                <w:szCs w:val="22"/>
-              </w:rPr>
-              <w:t>5</w:t>
-            </w:r>
-            <w:r>
-              <w:rPr>
-                <w:sz w:val="22"/>
-                <w:szCs w:val="22"/>
-              </w:rPr>
-              <w:t>). GenAI-powered Multi-Agent Paradigm for Smart Urban Mobility: Opportunities and Challenges for Integrating Large Language Models (LLMs) and Retrieval-Augmented Generation (RAG) with Intelligent Transportation Systems</w:t>
-            </w:r>
-            <w:r>
-              <w:rPr>
-                <w:sz w:val="22"/>
-                <w:szCs w:val="22"/>
-              </w:rPr>
-              <w:t xml:space="preserve">. </w:t>
-            </w:r>
-            <w:r>
-              <w:rPr>
-                <w:sz w:val="22"/>
-                <w:szCs w:val="22"/>
-              </w:rPr>
-              <w:t>Urban Human Mobility</w:t>
-            </w:r>
-            <w:r>
-              <w:rPr>
-                <w:sz w:val="22"/>
-                <w:szCs w:val="22"/>
-              </w:rPr>
-              <w:t>, 123-137.</w:t>
+              <w:t xml:space="preserve"> Boyaci, A., Lian, J., &amp; Wilson, A. (2025). Explainable ai for multivariate time series pattern exploration: Latent space visual analytics with temporal fusion transformer and variational autoencoders in power grid event diagnosis. IEEE Access.</w:t>
             </w:r>
           </w:p>
           <w:p>
@@ -5771,7 +5858,30 @@
                 <w:sz w:val="22"/>
                 <w:szCs w:val="22"/>
               </w:rPr>
-              <w:t xml:space="preserve"> Boyaci, A., Lian, J., &amp; Wilson, A. (2025). Explainable ai for multivariate time series pattern exploration: Latent space visual analytics with temporal fusion transformer and variational autoencoders in power grid event diagnosis. IEEE Access.</w:t>
+              <w:t xml:space="preserve"> </w:t>
+            </w:r>
+            <w:proofErr w:type="spellStart"/>
+            <w:r>
+              <w:rPr>
+                <w:sz w:val="22"/>
+                <w:szCs w:val="22"/>
+              </w:rPr>
+              <w:t>Omitaomu</w:t>
+            </w:r>
+            <w:proofErr w:type="spellEnd"/>
+            <w:r>
+              <w:rPr>
+                <w:sz w:val="22"/>
+                <w:szCs w:val="22"/>
+              </w:rPr>
+              <w:t>, F., Sabri, S., Zlatanova, S., Li, X., &amp; Song, Y. (2024). Leveraging generative AI for urban digital twins: a scoping review on the autonomous generation of urban data, scenarios, designs, and 3D city models for smart city advancement. Urban Informatics, 3(1), 29.</w:t>
+            </w:r>
+            <w:r>
+              <w:rPr>
+                <w:sz w:val="22"/>
+                <w:szCs w:val="22"/>
+              </w:rPr>
+              <w:t xml:space="preserve"> </w:t>
             </w:r>
           </w:p>
           <w:p>
@@ -5790,35 +5900,44 @@
             </w:pPr>
             <w:r>
               <w:rPr>
-                <w:b/>
-                <w:bCs/>
-                <w:sz w:val="22"/>
-                <w:szCs w:val="22"/>
-              </w:rPr>
-              <w:t>Xu, H.,</w:t>
-            </w:r>
-            <w:r>
-              <w:rPr>
-                <w:sz w:val="22"/>
-                <w:szCs w:val="22"/>
-              </w:rPr>
-              <w:t xml:space="preserve"> </w:t>
-            </w:r>
-            <w:proofErr w:type="spellStart"/>
-            <w:r>
-              <w:rPr>
-                <w:sz w:val="22"/>
-                <w:szCs w:val="22"/>
-              </w:rPr>
-              <w:t>Omitaomu</w:t>
-            </w:r>
-            <w:proofErr w:type="spellEnd"/>
-            <w:r>
-              <w:rPr>
-                <w:sz w:val="22"/>
-                <w:szCs w:val="22"/>
-              </w:rPr>
-              <w:t>, F., Sabri, S., Zlatanova, S., Li, X., &amp; Song, Y. (2024). Leveraging generative AI for urban digital twins: a scoping review on the autonomous generation of urban data, scenarios, designs, and 3D city models for smart city advancement. Urban Informatics, 3(1), 29.</w:t>
+                <w:sz w:val="22"/>
+                <w:szCs w:val="22"/>
+              </w:rPr>
+              <w:t xml:space="preserve">Tupayachi, J., </w:t>
+            </w:r>
+            <w:r>
+              <w:rPr>
+                <w:b/>
+                <w:bCs/>
+                <w:sz w:val="22"/>
+                <w:szCs w:val="22"/>
+              </w:rPr>
+              <w:t>Xu, H</w:t>
+            </w:r>
+            <w:r>
+              <w:rPr>
+                <w:b/>
+                <w:bCs/>
+                <w:sz w:val="22"/>
+                <w:szCs w:val="22"/>
+              </w:rPr>
+              <w:t>*</w:t>
+            </w:r>
+            <w:r>
+              <w:rPr>
+                <w:b/>
+                <w:bCs/>
+                <w:sz w:val="22"/>
+                <w:szCs w:val="22"/>
+              </w:rPr>
+              <w:t>.,</w:t>
+            </w:r>
+            <w:r>
+              <w:rPr>
+                <w:sz w:val="22"/>
+                <w:szCs w:val="22"/>
+              </w:rPr>
+              <w:t xml:space="preserve"> Omitaomu, O. A., Camur, M. C., Sharmin, A., &amp; Li, X. (2024). Towards Next-Generation Urban Decision Support Systems through AI-Powered Construction of Scientific Ontology Using Large Language Models—A Case in Optimizing Intermodal Freight Transportation. Smart Cities, 7(5), 2392-2421.</w:t>
             </w:r>
             <w:r>
               <w:rPr>
@@ -5847,7 +5966,7 @@
                 <w:sz w:val="22"/>
                 <w:szCs w:val="22"/>
               </w:rPr>
-              <w:t xml:space="preserve">Tupayachi, J., </w:t>
+              <w:t xml:space="preserve">Moriano, P., Berres, A., </w:t>
             </w:r>
             <w:r>
               <w:rPr>
@@ -5865,15 +5984,6 @@
                 <w:sz w:val="22"/>
                 <w:szCs w:val="22"/>
               </w:rPr>
-              <w:t>*</w:t>
-            </w:r>
-            <w:r>
-              <w:rPr>
-                <w:b/>
-                <w:bCs/>
-                <w:sz w:val="22"/>
-                <w:szCs w:val="22"/>
-              </w:rPr>
               <w:t>.,</w:t>
             </w:r>
             <w:r>
@@ -5881,14 +5991,51 @@
                 <w:sz w:val="22"/>
                 <w:szCs w:val="22"/>
               </w:rPr>
-              <w:t xml:space="preserve"> Omitaomu, O. A., Camur, M. C., Sharmin, A., &amp; Li, X. (2024). Towards Next-Generation Urban Decision Support Systems through AI-Powered Construction of Scientific Ontology Using Large Language Models—A Case in Optimizing Intermodal Freight Transportation. Smart Cities, 7(5), 2392-2421.</w:t>
-            </w:r>
-            <w:r>
-              <w:rPr>
-                <w:sz w:val="22"/>
-                <w:szCs w:val="22"/>
-              </w:rPr>
-              <w:t xml:space="preserve"> </w:t>
+              <w:t xml:space="preserve"> &amp; Sanyal, J. (</w:t>
+            </w:r>
+            <w:r>
+              <w:rPr>
+                <w:sz w:val="22"/>
+                <w:szCs w:val="22"/>
+              </w:rPr>
+              <w:t>2024</w:t>
+            </w:r>
+            <w:r>
+              <w:rPr>
+                <w:sz w:val="22"/>
+                <w:szCs w:val="22"/>
+              </w:rPr>
+              <w:t xml:space="preserve">). Spatiotemporal Features of Traffic Help Reduce Automatic Accident Detection Time. </w:t>
+            </w:r>
+            <w:r>
+              <w:rPr>
+                <w:sz w:val="22"/>
+                <w:szCs w:val="22"/>
+              </w:rPr>
+              <w:t xml:space="preserve">Expert Systems </w:t>
+            </w:r>
+            <w:proofErr w:type="gramStart"/>
+            <w:r>
+              <w:rPr>
+                <w:sz w:val="22"/>
+                <w:szCs w:val="22"/>
+              </w:rPr>
+              <w:t>With</w:t>
+            </w:r>
+            <w:proofErr w:type="gramEnd"/>
+            <w:r>
+              <w:rPr>
+                <w:sz w:val="22"/>
+                <w:szCs w:val="22"/>
+              </w:rPr>
+              <w:t xml:space="preserve"> Applications, 244, 122813</w:t>
+            </w:r>
+            <w:r>
+              <w:rPr>
+                <w:sz w:val="22"/>
+                <w:szCs w:val="22"/>
+              </w:rPr>
+              <w:t>.</w:t>
             </w:r>
           </w:p>
           <w:p>
@@ -5910,7 +6057,105 @@
                 <w:sz w:val="22"/>
                 <w:szCs w:val="22"/>
               </w:rPr>
-              <w:t xml:space="preserve">Moriano, P., Berres, A., </w:t>
+              <w:t xml:space="preserve">Shi, </w:t>
+            </w:r>
+            <w:r>
+              <w:rPr>
+                <w:sz w:val="22"/>
+                <w:szCs w:val="22"/>
+              </w:rPr>
+              <w:t>L.</w:t>
+            </w:r>
+            <w:r>
+              <w:rPr>
+                <w:sz w:val="22"/>
+                <w:szCs w:val="22"/>
+              </w:rPr>
+              <w:t>, Qu</w:t>
+            </w:r>
+            <w:r>
+              <w:rPr>
+                <w:sz w:val="22"/>
+                <w:szCs w:val="22"/>
+              </w:rPr>
+              <w:t>, M.</w:t>
+            </w:r>
+            <w:r>
+              <w:rPr>
+                <w:sz w:val="22"/>
+                <w:szCs w:val="22"/>
+              </w:rPr>
+              <w:t>, Liu</w:t>
+            </w:r>
+            <w:r>
+              <w:rPr>
+                <w:sz w:val="22"/>
+                <w:szCs w:val="22"/>
+              </w:rPr>
+              <w:t>, L.</w:t>
+            </w:r>
+            <w:r>
+              <w:rPr>
+                <w:sz w:val="22"/>
+                <w:szCs w:val="22"/>
+              </w:rPr>
+              <w:t>, Venegas</w:t>
+            </w:r>
+            <w:r>
+              <w:rPr>
+                <w:sz w:val="22"/>
+                <w:szCs w:val="22"/>
+              </w:rPr>
+              <w:t>, T. P.</w:t>
+            </w:r>
+            <w:r>
+              <w:rPr>
+                <w:sz w:val="22"/>
+                <w:szCs w:val="22"/>
+              </w:rPr>
+              <w:t>, Wang</w:t>
+            </w:r>
+            <w:r>
+              <w:rPr>
+                <w:sz w:val="22"/>
+                <w:szCs w:val="22"/>
+              </w:rPr>
+              <w:t>, L.</w:t>
+            </w:r>
+            <w:r>
+              <w:rPr>
+                <w:sz w:val="22"/>
+                <w:szCs w:val="22"/>
+              </w:rPr>
+              <w:t>, Dong</w:t>
+            </w:r>
+            <w:r>
+              <w:rPr>
+                <w:sz w:val="22"/>
+                <w:szCs w:val="22"/>
+              </w:rPr>
+              <w:t>, J.</w:t>
+            </w:r>
+            <w:r>
+              <w:rPr>
+                <w:sz w:val="22"/>
+                <w:szCs w:val="22"/>
+              </w:rPr>
+              <w:t>, Cui,</w:t>
+            </w:r>
+            <w:r>
+              <w:rPr>
+                <w:sz w:val="22"/>
+                <w:szCs w:val="22"/>
+              </w:rPr>
+              <w:t xml:space="preserve"> B.,</w:t>
+            </w:r>
+            <w:r>
+              <w:rPr>
+                <w:sz w:val="22"/>
+                <w:szCs w:val="22"/>
+              </w:rPr>
+              <w:t xml:space="preserve"> </w:t>
             </w:r>
             <w:r>
               <w:rPr>
@@ -5928,43 +6173,31 @@
                 <w:sz w:val="22"/>
                 <w:szCs w:val="22"/>
               </w:rPr>
-              <w:t>.,</w:t>
-            </w:r>
-            <w:r>
-              <w:rPr>
-                <w:sz w:val="22"/>
-                <w:szCs w:val="22"/>
-              </w:rPr>
-              <w:t xml:space="preserve"> &amp; Sanyal, J. (</w:t>
-            </w:r>
-            <w:r>
-              <w:rPr>
-                <w:sz w:val="22"/>
-                <w:szCs w:val="22"/>
-              </w:rPr>
-              <w:t>2024</w:t>
-            </w:r>
-            <w:r>
-              <w:rPr>
-                <w:sz w:val="22"/>
-                <w:szCs w:val="22"/>
-              </w:rPr>
-              <w:t xml:space="preserve">). Spatiotemporal Features of Traffic Help Reduce Automatic Accident Detection Time. </w:t>
-            </w:r>
-            <w:r>
-              <w:rPr>
-                <w:sz w:val="22"/>
-                <w:szCs w:val="22"/>
-              </w:rPr>
-              <w:t xml:space="preserve">Expert Systems </w:t>
+              <w:t>.</w:t>
             </w:r>
             <w:proofErr w:type="gramStart"/>
             <w:r>
               <w:rPr>
-                <w:sz w:val="22"/>
-                <w:szCs w:val="22"/>
-              </w:rPr>
-              <w:t>With</w:t>
+                <w:b/>
+                <w:bCs/>
+                <w:sz w:val="22"/>
+                <w:szCs w:val="22"/>
+              </w:rPr>
+              <w:t>,</w:t>
+            </w:r>
+            <w:r>
+              <w:rPr>
+                <w:sz w:val="22"/>
+                <w:szCs w:val="22"/>
+              </w:rPr>
+              <w:t xml:space="preserve"> </w:t>
+            </w:r>
+            <w:r>
+              <w:rPr>
+                <w:sz w:val="22"/>
+                <w:szCs w:val="22"/>
+              </w:rPr>
+              <w:t xml:space="preserve"> Liu</w:t>
             </w:r>
             <w:proofErr w:type="gramEnd"/>
             <w:r>
@@ -5972,14 +6205,49 @@
                 <w:sz w:val="22"/>
                 <w:szCs w:val="22"/>
               </w:rPr>
-              <w:t xml:space="preserve"> Applications, 244, 122813</w:t>
-            </w:r>
-            <w:r>
-              <w:rPr>
-                <w:sz w:val="22"/>
-                <w:szCs w:val="22"/>
-              </w:rPr>
-              <w:t>.</w:t>
+              <w:t>,</w:t>
+            </w:r>
+            <w:r>
+              <w:rPr>
+                <w:sz w:val="22"/>
+                <w:szCs w:val="22"/>
+              </w:rPr>
+              <w:t xml:space="preserve"> X.,</w:t>
+            </w:r>
+            <w:r>
+              <w:rPr>
+                <w:sz w:val="22"/>
+                <w:szCs w:val="22"/>
+              </w:rPr>
+              <w:t xml:space="preserve"> </w:t>
+            </w:r>
+            <w:r>
+              <w:rPr>
+                <w:sz w:val="22"/>
+                <w:szCs w:val="22"/>
+              </w:rPr>
+              <w:t>&amp;</w:t>
+            </w:r>
+            <w:r>
+              <w:rPr>
+                <w:sz w:val="22"/>
+                <w:szCs w:val="22"/>
+              </w:rPr>
+              <w:t xml:space="preserve"> Li</w:t>
+            </w:r>
+            <w:r>
+              <w:rPr>
+                <w:sz w:val="22"/>
+                <w:szCs w:val="22"/>
+              </w:rPr>
+              <w:t xml:space="preserve"> Y. </w:t>
+            </w:r>
+            <w:r>
+              <w:rPr>
+                <w:sz w:val="22"/>
+                <w:szCs w:val="22"/>
+              </w:rPr>
+              <w:t>(2024). Performance evaluation of underground thermal storage integrated dual-source heat pump systems. Energy and Buildings: 114349.</w:t>
             </w:r>
           </w:p>
           <w:p>
@@ -6001,197 +6269,39 @@
                 <w:sz w:val="22"/>
                 <w:szCs w:val="22"/>
               </w:rPr>
-              <w:t xml:space="preserve">Shi, </w:t>
-            </w:r>
-            <w:r>
-              <w:rPr>
-                <w:sz w:val="22"/>
-                <w:szCs w:val="22"/>
-              </w:rPr>
-              <w:t>L.</w:t>
-            </w:r>
-            <w:r>
-              <w:rPr>
-                <w:sz w:val="22"/>
-                <w:szCs w:val="22"/>
-              </w:rPr>
-              <w:t>, Qu</w:t>
-            </w:r>
-            <w:r>
-              <w:rPr>
-                <w:sz w:val="22"/>
-                <w:szCs w:val="22"/>
-              </w:rPr>
-              <w:t>, M.</w:t>
-            </w:r>
-            <w:r>
-              <w:rPr>
-                <w:sz w:val="22"/>
-                <w:szCs w:val="22"/>
-              </w:rPr>
-              <w:t>, Liu</w:t>
-            </w:r>
-            <w:r>
-              <w:rPr>
-                <w:sz w:val="22"/>
-                <w:szCs w:val="22"/>
-              </w:rPr>
-              <w:t>, L.</w:t>
-            </w:r>
-            <w:r>
-              <w:rPr>
-                <w:sz w:val="22"/>
-                <w:szCs w:val="22"/>
-              </w:rPr>
-              <w:t>, Venegas</w:t>
-            </w:r>
-            <w:r>
-              <w:rPr>
-                <w:sz w:val="22"/>
-                <w:szCs w:val="22"/>
-              </w:rPr>
-              <w:t>, T. P.</w:t>
-            </w:r>
-            <w:r>
-              <w:rPr>
-                <w:sz w:val="22"/>
-                <w:szCs w:val="22"/>
-              </w:rPr>
-              <w:t>, Wang</w:t>
-            </w:r>
-            <w:r>
-              <w:rPr>
-                <w:sz w:val="22"/>
-                <w:szCs w:val="22"/>
-              </w:rPr>
-              <w:t>, L.</w:t>
-            </w:r>
-            <w:r>
-              <w:rPr>
-                <w:sz w:val="22"/>
-                <w:szCs w:val="22"/>
-              </w:rPr>
-              <w:t>, Dong</w:t>
-            </w:r>
-            <w:r>
-              <w:rPr>
-                <w:sz w:val="22"/>
-                <w:szCs w:val="22"/>
-              </w:rPr>
-              <w:t>, J.</w:t>
-            </w:r>
-            <w:r>
-              <w:rPr>
-                <w:sz w:val="22"/>
-                <w:szCs w:val="22"/>
-              </w:rPr>
-              <w:t>, Cui,</w:t>
-            </w:r>
-            <w:r>
-              <w:rPr>
-                <w:sz w:val="22"/>
-                <w:szCs w:val="22"/>
-              </w:rPr>
-              <w:t xml:space="preserve"> B.,</w:t>
-            </w:r>
-            <w:r>
-              <w:rPr>
-                <w:sz w:val="22"/>
-                <w:szCs w:val="22"/>
-              </w:rPr>
-              <w:t xml:space="preserve"> </w:t>
-            </w:r>
-            <w:r>
-              <w:rPr>
-                <w:b/>
-                <w:bCs/>
-                <w:sz w:val="22"/>
-                <w:szCs w:val="22"/>
-              </w:rPr>
-              <w:t>Xu, H</w:t>
-            </w:r>
-            <w:r>
-              <w:rPr>
-                <w:b/>
-                <w:bCs/>
-                <w:sz w:val="22"/>
-                <w:szCs w:val="22"/>
-              </w:rPr>
-              <w:t>.</w:t>
-            </w:r>
-            <w:proofErr w:type="gramStart"/>
-            <w:r>
-              <w:rPr>
-                <w:b/>
-                <w:bCs/>
-                <w:sz w:val="22"/>
-                <w:szCs w:val="22"/>
-              </w:rPr>
-              <w:t>,</w:t>
-            </w:r>
-            <w:r>
-              <w:rPr>
-                <w:sz w:val="22"/>
-                <w:szCs w:val="22"/>
-              </w:rPr>
-              <w:t xml:space="preserve"> </w:t>
-            </w:r>
-            <w:r>
-              <w:rPr>
-                <w:sz w:val="22"/>
-                <w:szCs w:val="22"/>
-              </w:rPr>
-              <w:t xml:space="preserve"> Liu</w:t>
-            </w:r>
-            <w:proofErr w:type="gramEnd"/>
-            <w:r>
-              <w:rPr>
-                <w:sz w:val="22"/>
-                <w:szCs w:val="22"/>
-              </w:rPr>
-              <w:t>,</w:t>
-            </w:r>
-            <w:r>
-              <w:rPr>
-                <w:sz w:val="22"/>
-                <w:szCs w:val="22"/>
-              </w:rPr>
-              <w:t xml:space="preserve"> X.,</w:t>
-            </w:r>
-            <w:r>
-              <w:rPr>
-                <w:sz w:val="22"/>
-                <w:szCs w:val="22"/>
-              </w:rPr>
-              <w:t xml:space="preserve"> </w:t>
-            </w:r>
-            <w:r>
-              <w:rPr>
-                <w:sz w:val="22"/>
-                <w:szCs w:val="22"/>
-              </w:rPr>
-              <w:t>&amp;</w:t>
-            </w:r>
-            <w:r>
-              <w:rPr>
-                <w:sz w:val="22"/>
-                <w:szCs w:val="22"/>
-              </w:rPr>
-              <w:t xml:space="preserve"> Li</w:t>
-            </w:r>
-            <w:r>
-              <w:rPr>
-                <w:sz w:val="22"/>
-                <w:szCs w:val="22"/>
-              </w:rPr>
-              <w:t xml:space="preserve"> Y. </w:t>
-            </w:r>
-            <w:r>
-              <w:rPr>
-                <w:sz w:val="22"/>
-                <w:szCs w:val="22"/>
-              </w:rPr>
-              <w:t>(2024). Performance evaluation of underground thermal storage integrated dual-source heat pump systems. Energy and Buildings: 114349.</w:t>
+              <w:t xml:space="preserve">Berres, A., Moriano, P., </w:t>
+            </w:r>
+            <w:r>
+              <w:rPr>
+                <w:b/>
+                <w:bCs/>
+                <w:sz w:val="22"/>
+                <w:szCs w:val="22"/>
+              </w:rPr>
+              <w:t>Xu, H.,</w:t>
+            </w:r>
+            <w:r>
+              <w:rPr>
+                <w:sz w:val="22"/>
+                <w:szCs w:val="22"/>
+              </w:rPr>
+              <w:t xml:space="preserve"> Tennille, S., Smith, L., </w:t>
+            </w:r>
+            <w:proofErr w:type="spellStart"/>
+            <w:r>
+              <w:rPr>
+                <w:sz w:val="22"/>
+                <w:szCs w:val="22"/>
+              </w:rPr>
+              <w:t>Storey</w:t>
+            </w:r>
+            <w:proofErr w:type="spellEnd"/>
+            <w:r>
+              <w:rPr>
+                <w:sz w:val="22"/>
+                <w:szCs w:val="22"/>
+              </w:rPr>
+              <w:t>, J., &amp; Sanyal, J. (2024). A traffic accident dataset for Chattanooga, Tennessee. Data in brief, 55, 110675.</w:t>
             </w:r>
           </w:p>
           <w:p>
@@ -6210,13 +6320,6 @@
             </w:pPr>
             <w:r>
               <w:rPr>
-                <w:sz w:val="22"/>
-                <w:szCs w:val="22"/>
-              </w:rPr>
-              <w:t xml:space="preserve">Berres, A., Moriano, P., </w:t>
-            </w:r>
-            <w:r>
-              <w:rPr>
                 <w:b/>
                 <w:bCs/>
                 <w:sz w:val="22"/>
@@ -6229,23 +6332,14 @@
                 <w:sz w:val="22"/>
                 <w:szCs w:val="22"/>
               </w:rPr>
-              <w:t xml:space="preserve"> Tennille, S., Smith, L., </w:t>
-            </w:r>
-            <w:proofErr w:type="spellStart"/>
-            <w:r>
-              <w:rPr>
-                <w:sz w:val="22"/>
-                <w:szCs w:val="22"/>
-              </w:rPr>
-              <w:t>Storey</w:t>
-            </w:r>
-            <w:proofErr w:type="spellEnd"/>
-            <w:r>
-              <w:rPr>
-                <w:sz w:val="22"/>
-                <w:szCs w:val="22"/>
-              </w:rPr>
-              <w:t>, J., &amp; Sanyal, J. (2024). A traffic accident dataset for Chattanooga, Tennessee. Data in brief, 55, 110675.</w:t>
+              <w:t xml:space="preserve"> Shao, Y., Chen, J., Wang, C., &amp; Berres, A. (2023). Semi-Automatic Geographic Information System </w:t>
+            </w:r>
+            <w:r>
+              <w:rPr>
+                <w:sz w:val="22"/>
+                <w:szCs w:val="22"/>
+              </w:rPr>
+              <w:t>Framework for Creating Photo-Realistic Digital Twin Cities to Support Autonomous Driving Research. Transportation Research Record, 03611981231205884.</w:t>
             </w:r>
           </w:p>
           <w:p>
@@ -6276,14 +6370,102 @@
                 <w:sz w:val="22"/>
                 <w:szCs w:val="22"/>
               </w:rPr>
-              <w:t xml:space="preserve"> Shao, Y., Chen, J., Wang, C., &amp; Berres, A. (2023). Semi-Automatic Geographic Information System </w:t>
-            </w:r>
-            <w:r>
-              <w:rPr>
-                <w:sz w:val="22"/>
-                <w:szCs w:val="22"/>
-              </w:rPr>
-              <w:t>Framework for Creating Photo-Realistic Digital Twin Cities to Support Autonomous Driving Research. Transportation Research Record, 03611981231205884.</w:t>
+              <w:t xml:space="preserve"> </w:t>
+            </w:r>
+            <w:r>
+              <w:rPr>
+                <w:sz w:val="22"/>
+                <w:szCs w:val="22"/>
+              </w:rPr>
+              <w:t>Yuan, J., Berres, A., Shao</w:t>
+            </w:r>
+            <w:r>
+              <w:rPr>
+                <w:sz w:val="22"/>
+                <w:szCs w:val="22"/>
+              </w:rPr>
+              <w:t xml:space="preserve">, Y., Wang, C., </w:t>
+            </w:r>
+            <w:r>
+              <w:rPr>
+                <w:sz w:val="22"/>
+                <w:szCs w:val="22"/>
+              </w:rPr>
+              <w:t>Li, W., Laclair, T., Sanyal</w:t>
+            </w:r>
+            <w:r>
+              <w:rPr>
+                <w:sz w:val="22"/>
+                <w:szCs w:val="22"/>
+              </w:rPr>
+              <w:t xml:space="preserve">, J., </w:t>
+            </w:r>
+            <w:r>
+              <w:rPr>
+                <w:sz w:val="22"/>
+                <w:szCs w:val="22"/>
+              </w:rPr>
+              <w:t xml:space="preserve">&amp; </w:t>
+            </w:r>
+            <w:r>
+              <w:rPr>
+                <w:sz w:val="22"/>
+                <w:szCs w:val="22"/>
+              </w:rPr>
+              <w:t xml:space="preserve">Wang, H. (2023). </w:t>
+            </w:r>
+            <w:r>
+              <w:rPr>
+                <w:sz w:val="22"/>
+                <w:szCs w:val="22"/>
+              </w:rPr>
+              <w:t xml:space="preserve">A Mobile Edge Computing Framework for Traffic Optimization </w:t>
+            </w:r>
+            <w:proofErr w:type="gramStart"/>
+            <w:r>
+              <w:rPr>
+                <w:sz w:val="22"/>
+                <w:szCs w:val="22"/>
+              </w:rPr>
+              <w:t>At</w:t>
+            </w:r>
+            <w:proofErr w:type="gramEnd"/>
+            <w:r>
+              <w:rPr>
+                <w:sz w:val="22"/>
+                <w:szCs w:val="22"/>
+              </w:rPr>
+              <w:t xml:space="preserve"> Urban Intersections Through Cyber-Physical Integration</w:t>
+            </w:r>
+            <w:r>
+              <w:rPr>
+                <w:sz w:val="22"/>
+                <w:szCs w:val="22"/>
+              </w:rPr>
+              <w:t xml:space="preserve">. </w:t>
+            </w:r>
+            <w:r>
+              <w:rPr>
+                <w:sz w:val="22"/>
+                <w:szCs w:val="22"/>
+              </w:rPr>
+              <w:t xml:space="preserve">IEEE Transactions on Intelligent Vehicles, </w:t>
+            </w:r>
+            <w:proofErr w:type="spellStart"/>
+            <w:r>
+              <w:rPr>
+                <w:sz w:val="22"/>
+                <w:szCs w:val="22"/>
+              </w:rPr>
+              <w:t>doi</w:t>
+            </w:r>
+            <w:proofErr w:type="spellEnd"/>
+            <w:r>
+              <w:rPr>
+                <w:sz w:val="22"/>
+                <w:szCs w:val="22"/>
+              </w:rPr>
+              <w:t>: 10.1109/TIV.2023.3332256.</w:t>
             </w:r>
           </w:p>
           <w:p>
@@ -6314,102 +6496,49 @@
                 <w:sz w:val="22"/>
                 <w:szCs w:val="22"/>
               </w:rPr>
-              <w:t xml:space="preserve"> </w:t>
-            </w:r>
-            <w:r>
-              <w:rPr>
-                <w:sz w:val="22"/>
-                <w:szCs w:val="22"/>
-              </w:rPr>
-              <w:t>Yuan, J., Berres, A., Shao</w:t>
-            </w:r>
-            <w:r>
-              <w:rPr>
-                <w:sz w:val="22"/>
-                <w:szCs w:val="22"/>
-              </w:rPr>
-              <w:t xml:space="preserve">, Y., Wang, C., </w:t>
-            </w:r>
-            <w:r>
-              <w:rPr>
-                <w:sz w:val="22"/>
-                <w:szCs w:val="22"/>
-              </w:rPr>
-              <w:t>Li, W., Laclair, T., Sanyal</w:t>
-            </w:r>
-            <w:r>
-              <w:rPr>
-                <w:sz w:val="22"/>
-                <w:szCs w:val="22"/>
-              </w:rPr>
-              <w:t xml:space="preserve">, J., </w:t>
-            </w:r>
-            <w:r>
-              <w:rPr>
-                <w:sz w:val="22"/>
-                <w:szCs w:val="22"/>
-              </w:rPr>
-              <w:t xml:space="preserve">&amp; </w:t>
-            </w:r>
-            <w:r>
-              <w:rPr>
-                <w:sz w:val="22"/>
-                <w:szCs w:val="22"/>
-              </w:rPr>
-              <w:t xml:space="preserve">Wang, H. (2023). </w:t>
-            </w:r>
-            <w:r>
-              <w:rPr>
-                <w:sz w:val="22"/>
-                <w:szCs w:val="22"/>
-              </w:rPr>
-              <w:t xml:space="preserve">A Mobile Edge Computing Framework for Traffic Optimization </w:t>
-            </w:r>
-            <w:proofErr w:type="gramStart"/>
-            <w:r>
-              <w:rPr>
-                <w:sz w:val="22"/>
-                <w:szCs w:val="22"/>
-              </w:rPr>
-              <w:t>At</w:t>
-            </w:r>
-            <w:proofErr w:type="gramEnd"/>
-            <w:r>
-              <w:rPr>
-                <w:sz w:val="22"/>
-                <w:szCs w:val="22"/>
-              </w:rPr>
-              <w:t xml:space="preserve"> Urban Intersections Through Cyber-Physical Integration</w:t>
-            </w:r>
-            <w:r>
-              <w:rPr>
-                <w:sz w:val="22"/>
-                <w:szCs w:val="22"/>
-              </w:rPr>
-              <w:t xml:space="preserve">. </w:t>
-            </w:r>
-            <w:r>
-              <w:rPr>
-                <w:sz w:val="22"/>
-                <w:szCs w:val="22"/>
-              </w:rPr>
-              <w:t xml:space="preserve">IEEE Transactions on Intelligent Vehicles, </w:t>
+              <w:t xml:space="preserve"> Berres, A., Yoginath, S. B., Sorensen, H., Nugent, P. J., Severino, J., ... &amp; Sanyal, J. (2023). Smart Mobility in the Cloud: Enabling Real-Time Situational Awareness and Cyber-Physical Control Through a Digital Twin for Traffic. IEEE Transactions on Intelligent Transportation Systems.</w:t>
+            </w:r>
+          </w:p>
+          <w:p>
+            <w:pPr>
+              <w:pStyle w:val="ListParagraph"/>
+              <w:numPr>
+                <w:ilvl w:val="0"/>
+                <w:numId w:val="14"/>
+              </w:numPr>
+              <w:spacing w:before="120" w:after="120"/>
+              <w:jc w:val="both"/>
+              <w:rPr>
+                <w:rFonts w:ascii="Times New Roman" w:hAnsi="Times New Roman" w:cs="Times New Roman"/>
+              </w:rPr>
+            </w:pPr>
+            <w:r>
+              <w:rPr>
+                <w:rFonts w:ascii="Times New Roman" w:hAnsi="Times New Roman" w:cs="Times New Roman"/>
+                <w:b/>
+                <w:bCs/>
+              </w:rPr>
+              <w:t>Xu, H.,</w:t>
+            </w:r>
+            <w:r>
+              <w:rPr>
+                <w:rFonts w:ascii="Times New Roman" w:hAnsi="Times New Roman" w:cs="Times New Roman"/>
+              </w:rPr>
+              <w:t xml:space="preserve"> Berres, A. S., Shao, Y., Wang, C., J, New., Omitaomu, O. A. (2022). Towards a Smart Metaverse City: Immersive Realism and 3D Visualization of Digital Twin Cities. In Surya </w:t>
             </w:r>
             <w:proofErr w:type="spellStart"/>
             <w:r>
               <w:rPr>
-                <w:sz w:val="22"/>
-                <w:szCs w:val="22"/>
-              </w:rPr>
-              <w:t>doi</w:t>
+                <w:rFonts w:ascii="Times New Roman" w:hAnsi="Times New Roman" w:cs="Times New Roman"/>
+              </w:rPr>
+              <w:t>Durbha</w:t>
             </w:r>
             <w:proofErr w:type="spellEnd"/>
             <w:r>
               <w:rPr>
-                <w:sz w:val="22"/>
-                <w:szCs w:val="22"/>
-              </w:rPr>
-              <w:t>: 10.1109/TIV.2023.3332256.</w:t>
+                <w:rFonts w:ascii="Times New Roman" w:hAnsi="Times New Roman" w:cs="Times New Roman"/>
+              </w:rPr>
+              <w:t xml:space="preserve"> (Eds.). Advances in Scalable and Geospatial Analytics: New Trends, Challenges and Applications. </w:t>
             </w:r>
           </w:p>
           <w:p>
@@ -6426,63 +6555,39 @@
                 <w:szCs w:val="22"/>
               </w:rPr>
             </w:pPr>
-            <w:r>
-              <w:rPr>
-                <w:b/>
-                <w:bCs/>
-                <w:sz w:val="22"/>
-                <w:szCs w:val="22"/>
-              </w:rPr>
-              <w:t>Xu, H.,</w:t>
-            </w:r>
-            <w:r>
-              <w:rPr>
-                <w:sz w:val="22"/>
-                <w:szCs w:val="22"/>
-              </w:rPr>
-              <w:t xml:space="preserve"> Berres, A., Yoginath, S. B., Sorensen, H., Nugent, P. J., Severino, J., ... &amp; Sanyal, J. (2023). Smart Mobility in the Cloud: Enabling Real-Time Situational Awareness and Cyber-Physical Control Through a Digital Twin for Traffic. IEEE Transactions on Intelligent Transportation Systems.</w:t>
-            </w:r>
-          </w:p>
-          <w:p>
-            <w:pPr>
-              <w:pStyle w:val="ListParagraph"/>
-              <w:numPr>
-                <w:ilvl w:val="0"/>
-                <w:numId w:val="14"/>
-              </w:numPr>
-              <w:spacing w:before="120" w:after="120"/>
-              <w:jc w:val="both"/>
-              <w:rPr>
-                <w:rFonts w:ascii="Times New Roman" w:hAnsi="Times New Roman" w:cs="Times New Roman"/>
-              </w:rPr>
-            </w:pPr>
-            <w:r>
-              <w:rPr>
-                <w:rFonts w:ascii="Times New Roman" w:hAnsi="Times New Roman" w:cs="Times New Roman"/>
-                <w:b/>
-                <w:bCs/>
-              </w:rPr>
-              <w:t>Xu, H.,</w:t>
-            </w:r>
-            <w:r>
-              <w:rPr>
-                <w:rFonts w:ascii="Times New Roman" w:hAnsi="Times New Roman" w:cs="Times New Roman"/>
-              </w:rPr>
-              <w:t xml:space="preserve"> Berres, A. S., Shao, Y., Wang, C., J, New., Omitaomu, O. A. (2022). Towards a Smart Metaverse City: Immersive Realism and 3D Visualization of Digital Twin Cities. In Surya </w:t>
-            </w:r>
+            <w:bookmarkStart w:id="0" w:name="_Hlk55861655"/>
+            <w:bookmarkStart w:id="1" w:name="_Hlk82424821"/>
             <w:proofErr w:type="spellStart"/>
             <w:r>
               <w:rPr>
-                <w:rFonts w:ascii="Times New Roman" w:hAnsi="Times New Roman" w:cs="Times New Roman"/>
-              </w:rPr>
-              <w:t>Durbha</w:t>
+                <w:sz w:val="22"/>
+                <w:szCs w:val="22"/>
+              </w:rPr>
+              <w:t>Muste</w:t>
             </w:r>
             <w:proofErr w:type="spellEnd"/>
             <w:r>
               <w:rPr>
-                <w:rFonts w:ascii="Times New Roman" w:hAnsi="Times New Roman" w:cs="Times New Roman"/>
-              </w:rPr>
-              <w:t xml:space="preserve"> (Eds.). Advances in Scalable and Geospatial Analytics: New Trends, Challenges and Applications. </w:t>
+                <w:sz w:val="22"/>
+                <w:szCs w:val="22"/>
+              </w:rPr>
+              <w:t xml:space="preserve">, M., &amp; </w:t>
+            </w:r>
+            <w:r>
+              <w:rPr>
+                <w:b/>
+                <w:bCs/>
+                <w:sz w:val="22"/>
+                <w:szCs w:val="22"/>
+              </w:rPr>
+              <w:t>Xu, H*.</w:t>
+            </w:r>
+            <w:r>
+              <w:rPr>
+                <w:sz w:val="22"/>
+                <w:szCs w:val="22"/>
+              </w:rPr>
+              <w:t xml:space="preserve"> (2022). Multi-pronged approach for monitoring sedimentation processes at multi-barrel culverts. Journal of Hydrology, 610, 127840. </w:t>
             </w:r>
           </w:p>
           <w:p>
@@ -6499,62 +6604,14 @@
                 <w:szCs w:val="22"/>
               </w:rPr>
             </w:pPr>
-            <w:bookmarkStart w:id="0" w:name="_Hlk55861655"/>
-            <w:bookmarkStart w:id="1" w:name="_Hlk82424821"/>
-            <w:proofErr w:type="spellStart"/>
-            <w:r>
-              <w:rPr>
-                <w:sz w:val="22"/>
-                <w:szCs w:val="22"/>
-              </w:rPr>
-              <w:t>Muste</w:t>
-            </w:r>
-            <w:proofErr w:type="spellEnd"/>
-            <w:r>
-              <w:rPr>
-                <w:sz w:val="22"/>
-                <w:szCs w:val="22"/>
-              </w:rPr>
-              <w:t xml:space="preserve">, M., &amp; </w:t>
-            </w:r>
-            <w:r>
-              <w:rPr>
-                <w:b/>
-                <w:bCs/>
-                <w:sz w:val="22"/>
-                <w:szCs w:val="22"/>
-              </w:rPr>
-              <w:t>Xu, H*.</w:t>
-            </w:r>
-            <w:r>
-              <w:rPr>
-                <w:sz w:val="22"/>
-                <w:szCs w:val="22"/>
-              </w:rPr>
-              <w:t xml:space="preserve"> (2022). Multi-pronged approach for monitoring sedimentation processes at multi-barrel culverts. Journal of Hydrology, 610, 127840. </w:t>
-            </w:r>
-          </w:p>
-          <w:p>
-            <w:pPr>
-              <w:pStyle w:val="Default"/>
-              <w:numPr>
-                <w:ilvl w:val="0"/>
-                <w:numId w:val="14"/>
-              </w:numPr>
-              <w:spacing w:before="120" w:after="120"/>
-              <w:jc w:val="both"/>
-              <w:rPr>
-                <w:sz w:val="22"/>
-                <w:szCs w:val="22"/>
-              </w:rPr>
-            </w:pPr>
-            <w:r>
-              <w:rPr>
-                <w:b/>
-                <w:bCs/>
-                <w:sz w:val="22"/>
-                <w:szCs w:val="22"/>
-              </w:rPr>
+            <w:r>
+              <w:rPr>
+                <w:b/>
+                <w:bCs/>
+                <w:sz w:val="22"/>
+                <w:szCs w:val="22"/>
+              </w:rPr>
+              <w:lastRenderedPageBreak/>
               <w:t>Xu, H.,</w:t>
             </w:r>
             <w:r>
@@ -6562,15 +6619,7 @@
                 <w:sz w:val="22"/>
                 <w:szCs w:val="22"/>
               </w:rPr>
-              <w:t xml:space="preserve"> Berres, A., Liu, Y., Allen-Dumas, M. R., &amp; Sanyal, J. (2022). An overview of visualization and visual analytics applications in water resources </w:t>
-            </w:r>
-            <w:r>
-              <w:rPr>
-                <w:sz w:val="22"/>
-                <w:szCs w:val="22"/>
-              </w:rPr>
-              <w:lastRenderedPageBreak/>
-              <w:t>management. Environmental Modelling &amp; Software, 105396.</w:t>
+              <w:t xml:space="preserve"> Berres, A., Liu, Y., Allen-Dumas, M. R., &amp; Sanyal, J. (2022). An overview of visualization and visual analytics applications in water resources management. Environmental Modelling &amp; Software, 105396.</w:t>
             </w:r>
           </w:p>
           <w:bookmarkEnd w:id="0"/>
@@ -7397,7 +7446,15 @@
                 <w:sz w:val="22"/>
                 <w:szCs w:val="22"/>
               </w:rPr>
-              <w:t>United States Department of Energy - Advanced Research Projects Agency-Energy (ARPA-E): $1,900,000</w:t>
+              <w:t>United States Department of Energy - Advanced Research Projects Agency-Energy (ARPA-</w:t>
+            </w:r>
+            <w:r>
+              <w:rPr>
+                <w:sz w:val="22"/>
+                <w:szCs w:val="22"/>
+              </w:rPr>
+              <w:lastRenderedPageBreak/>
+              <w:t>E): $1,900,000</w:t>
             </w:r>
           </w:p>
           <w:p>
@@ -7415,15 +7472,7 @@
                 <w:sz w:val="22"/>
                 <w:szCs w:val="22"/>
               </w:rPr>
-              <w:t xml:space="preserve">Title: A Cognitive Freight Transportation Digital Twin for Resiliency and Emission Control </w:t>
-            </w:r>
-            <w:r>
-              <w:rPr>
-                <w:sz w:val="22"/>
-                <w:szCs w:val="22"/>
-              </w:rPr>
-              <w:lastRenderedPageBreak/>
-              <w:t>Through Optimizing Intermodal Logistics (RECOIL)</w:t>
+              <w:t>Title: A Cognitive Freight Transportation Digital Twin for Resiliency and Emission Control Through Optimizing Intermodal Logistics (RECOIL)</w:t>
             </w:r>
           </w:p>
           <w:p>
@@ -7946,47 +7995,50 @@
                 <w:sz w:val="22"/>
                 <w:szCs w:val="22"/>
               </w:rPr>
-              <w:t xml:space="preserve">Xu, H., Zlatanova, S., Liang, R., &amp; Canbulat, I. (2026). An Exploratory Study of Transformer-Based Generative AI Surrogate Modeling for 3D Wildfire Spread Simulation in Voxelized City. </w:t>
-            </w:r>
-            <w:r>
-              <w:rPr>
-                <w:i/>
-                <w:iCs/>
-                <w:sz w:val="22"/>
-                <w:szCs w:val="22"/>
-              </w:rPr>
-              <w:t>ISPRS Annals of the Photogrammetry, Remote Sensing and Spatial Information Sciences</w:t>
-            </w:r>
-            <w:r>
-              <w:rPr>
-                <w:sz w:val="22"/>
-                <w:szCs w:val="22"/>
-              </w:rPr>
-              <w:t xml:space="preserve">, </w:t>
-            </w:r>
-            <w:r>
-              <w:rPr>
-                <w:i/>
-                <w:iCs/>
-                <w:sz w:val="22"/>
-                <w:szCs w:val="22"/>
-              </w:rPr>
-              <w:t>12</w:t>
-            </w:r>
-            <w:r>
-              <w:rPr>
-                <w:sz w:val="22"/>
-                <w:szCs w:val="22"/>
-              </w:rPr>
-              <w:t>, 317-324.</w:t>
-            </w:r>
-            <w:r>
-              <w:rPr>
-                <w:sz w:val="22"/>
-                <w:szCs w:val="22"/>
-              </w:rPr>
-              <w:t xml:space="preserve"> </w:t>
-            </w:r>
+              <w:t xml:space="preserve">Luo, X., Li, W., Xu, G., </w:t>
+            </w:r>
+            <w:r>
+              <w:rPr>
+                <w:b/>
+                <w:bCs/>
+                <w:sz w:val="22"/>
+                <w:szCs w:val="22"/>
+              </w:rPr>
+              <w:t>Xu, H.,</w:t>
+            </w:r>
+            <w:r>
+              <w:rPr>
+                <w:sz w:val="22"/>
+                <w:szCs w:val="22"/>
+              </w:rPr>
+              <w:t xml:space="preserve"> Saroj, A., Yuan, J., &amp; Wang, C. (2026). Evaluating agentic AI in transportation: A multidimensional framework and deterministic stress test for traffic-simulation workflows. </w:t>
+            </w:r>
+            <w:proofErr w:type="spellStart"/>
+            <w:r>
+              <w:rPr>
+                <w:sz w:val="22"/>
+                <w:szCs w:val="22"/>
+              </w:rPr>
+              <w:t>NeurIPS</w:t>
+            </w:r>
+            <w:proofErr w:type="spellEnd"/>
+            <w:r>
+              <w:rPr>
+                <w:sz w:val="22"/>
+                <w:szCs w:val="22"/>
+              </w:rPr>
+              <w:t xml:space="preserve"> 2026 Workshop on Trust-AI-Eval (TAE): Can We Trust AI Evaluation? </w:t>
+            </w:r>
+            <w:hyperlink r:id="rId33" w:history="1">
+              <w:r>
+                <w:rPr>
+                  <w:rStyle w:val="Hyperlink"/>
+                  <w:sz w:val="22"/>
+                  <w:szCs w:val="22"/>
+                </w:rPr>
+                <w:t>https://openreview.net/forum?id=DecOTKx6XK</w:t>
+              </w:r>
+            </w:hyperlink>
           </w:p>
           <w:p>
             <w:pPr>
@@ -8005,10 +8057,19 @@
             </w:pPr>
             <w:r>
               <w:rPr>
-                <w:sz w:val="22"/>
-                <w:szCs w:val="22"/>
-              </w:rPr>
-              <w:t>Xu, H., Zlatanova, S., Liang, R., &amp; Canbulat, I. (2026). Community-oriented Wildfire Planning with Agentic AI: Automated Fire Spread Simulation and Interactive 3D Visualization. </w:t>
+                <w:b/>
+                <w:bCs/>
+                <w:sz w:val="22"/>
+                <w:szCs w:val="22"/>
+              </w:rPr>
+              <w:t>Xu, H.,</w:t>
+            </w:r>
+            <w:r>
+              <w:rPr>
+                <w:sz w:val="22"/>
+                <w:szCs w:val="22"/>
+              </w:rPr>
+              <w:t xml:space="preserve"> Zlatanova, S., Liang, R., &amp; Canbulat, I. (2026). An Exploratory Study of Transformer-Based Generative AI Surrogate Modeling for 3D Wildfire Spread Simulation in Voxelized City. </w:t>
             </w:r>
             <w:r>
               <w:rPr>
@@ -8024,7 +8085,7 @@
                 <w:sz w:val="22"/>
                 <w:szCs w:val="22"/>
               </w:rPr>
-              <w:t>, </w:t>
+              <w:t xml:space="preserve">, </w:t>
             </w:r>
             <w:r>
               <w:rPr>
@@ -8033,14 +8094,14 @@
                 <w:sz w:val="22"/>
                 <w:szCs w:val="22"/>
               </w:rPr>
-              <w:t>11</w:t>
-            </w:r>
-            <w:r>
-              <w:rPr>
-                <w:sz w:val="22"/>
-                <w:szCs w:val="22"/>
-              </w:rPr>
-              <w:t>, 251-258.</w:t>
+              <w:t>12</w:t>
+            </w:r>
+            <w:r>
+              <w:rPr>
+                <w:sz w:val="22"/>
+                <w:szCs w:val="22"/>
+              </w:rPr>
+              <w:t xml:space="preserve">, 317-324. </w:t>
             </w:r>
           </w:p>
           <w:p>
@@ -8060,10 +8121,19 @@
             </w:pPr>
             <w:r>
               <w:rPr>
-                <w:sz w:val="22"/>
-                <w:szCs w:val="22"/>
-              </w:rPr>
-              <w:t>Yoginath, S. B., Ahmad, N., Gunaratne, C., Amichi, L., Kim, J. S., Burger, A., ... &amp; Thakur, G. M. (2025, November). A Scalable Multi-Modal Framework for High-Fidelity Distributed Human Mobility Simulations. In </w:t>
+                <w:b/>
+                <w:bCs/>
+                <w:sz w:val="22"/>
+                <w:szCs w:val="22"/>
+              </w:rPr>
+              <w:t>Xu, H.,</w:t>
+            </w:r>
+            <w:r>
+              <w:rPr>
+                <w:sz w:val="22"/>
+                <w:szCs w:val="22"/>
+              </w:rPr>
+              <w:t xml:space="preserve"> Zlatanova, S., Liang, R., &amp; Canbulat, I. (2026). Community-oriented Wildfire Planning with Agentic AI: Automated Fire Spread Simulation and Interactive 3D Visualization. </w:t>
             </w:r>
             <w:r>
               <w:rPr>
@@ -8072,14 +8142,30 @@
                 <w:sz w:val="22"/>
                 <w:szCs w:val="22"/>
               </w:rPr>
-              <w:t>Proceedings of the 8th ACM SIGSPATIAL International Workshop on Geospatial Simulation</w:t>
-            </w:r>
-            <w:r>
-              <w:rPr>
-                <w:sz w:val="22"/>
-                <w:szCs w:val="22"/>
-              </w:rPr>
-              <w:t> (pp. 1-11).</w:t>
+              <w:t>ISPRS Annals of the Photogrammetry, Remote Sensing and Spatial Information Sciences</w:t>
+            </w:r>
+            <w:r>
+              <w:rPr>
+                <w:sz w:val="22"/>
+                <w:szCs w:val="22"/>
+              </w:rPr>
+              <w:t>, </w:t>
+            </w:r>
+            <w:r>
+              <w:rPr>
+                <w:i/>
+                <w:iCs/>
+                <w:sz w:val="22"/>
+                <w:szCs w:val="22"/>
+              </w:rPr>
+              <w:t>11</w:t>
+            </w:r>
+            <w:r>
+              <w:rPr>
+                <w:sz w:val="22"/>
+                <w:szCs w:val="22"/>
+              </w:rPr>
+              <w:t>, 251-258.</w:t>
             </w:r>
           </w:p>
           <w:p>
@@ -8102,39 +8188,7 @@
                 <w:sz w:val="22"/>
                 <w:szCs w:val="22"/>
               </w:rPr>
-              <w:t xml:space="preserve">Li, X., </w:t>
-            </w:r>
-            <w:r>
-              <w:rPr>
-                <w:b/>
-                <w:bCs/>
-                <w:sz w:val="22"/>
-                <w:szCs w:val="22"/>
-              </w:rPr>
-              <w:t>Xu, H.,</w:t>
-            </w:r>
-            <w:r>
-              <w:rPr>
-                <w:sz w:val="22"/>
-                <w:szCs w:val="22"/>
-              </w:rPr>
-              <w:t xml:space="preserve"> Tupayachi, J., </w:t>
-            </w:r>
-            <w:proofErr w:type="spellStart"/>
-            <w:r>
-              <w:rPr>
-                <w:sz w:val="22"/>
-                <w:szCs w:val="22"/>
-              </w:rPr>
-              <w:t>Omitaomu</w:t>
-            </w:r>
-            <w:proofErr w:type="spellEnd"/>
-            <w:r>
-              <w:rPr>
-                <w:sz w:val="22"/>
-                <w:szCs w:val="22"/>
-              </w:rPr>
-              <w:t>, O., &amp; Wang, X. (2024). Empowering Cognitive Digital Twins with Generative Foundation Models: Developing a Low-Carbon Integrated Freight Transportation System</w:t>
+              <w:t>Yoginath, S. B., Ahmad, N., Gunaratne, C., Amichi, L., Kim, J. S., Burger, A., ... &amp; Thakur, G. M. (2025, November). A Scalable Multi-Modal Framework for High-Fidelity Distributed Human Mobility Simulations. In </w:t>
             </w:r>
             <w:r>
               <w:rPr>
@@ -8143,14 +8197,69 @@
                 <w:sz w:val="22"/>
                 <w:szCs w:val="22"/>
               </w:rPr>
-              <w:t>.  The </w:t>
-            </w:r>
-            <w:r>
-              <w:rPr>
-                <w:sz w:val="22"/>
-                <w:szCs w:val="22"/>
-              </w:rPr>
-              <w:t>51</w:t>
+              <w:t>Proceedings of the 8th ACM SIGSPATIAL International Workshop on Geospatial Simulation</w:t>
+            </w:r>
+            <w:r>
+              <w:rPr>
+                <w:sz w:val="22"/>
+                <w:szCs w:val="22"/>
+              </w:rPr>
+              <w:t> (pp. 1-11).</w:t>
+            </w:r>
+          </w:p>
+          <w:p>
+            <w:pPr>
+              <w:pStyle w:val="Default"/>
+              <w:numPr>
+                <w:ilvl w:val="0"/>
+                <w:numId w:val="27"/>
+              </w:numPr>
+              <w:spacing w:before="120" w:after="120"/>
+              <w:ind w:left="360"/>
+              <w:jc w:val="both"/>
+              <w:rPr>
+                <w:sz w:val="22"/>
+                <w:szCs w:val="22"/>
+              </w:rPr>
+            </w:pPr>
+            <w:r>
+              <w:rPr>
+                <w:sz w:val="22"/>
+                <w:szCs w:val="22"/>
+              </w:rPr>
+              <w:t xml:space="preserve">Li, X., </w:t>
+            </w:r>
+            <w:r>
+              <w:rPr>
+                <w:b/>
+                <w:bCs/>
+                <w:sz w:val="22"/>
+                <w:szCs w:val="22"/>
+              </w:rPr>
+              <w:t>Xu, H.,</w:t>
+            </w:r>
+            <w:r>
+              <w:rPr>
+                <w:sz w:val="22"/>
+                <w:szCs w:val="22"/>
+              </w:rPr>
+              <w:t xml:space="preserve"> Tupayachi, J., </w:t>
+            </w:r>
+            <w:proofErr w:type="spellStart"/>
+            <w:r>
+              <w:rPr>
+                <w:sz w:val="22"/>
+                <w:szCs w:val="22"/>
+              </w:rPr>
+              <w:t>Omitaomu</w:t>
+            </w:r>
+            <w:proofErr w:type="spellEnd"/>
+            <w:r>
+              <w:rPr>
+                <w:sz w:val="22"/>
+                <w:szCs w:val="22"/>
+              </w:rPr>
+              <w:t>, O., &amp; Wang, X. (2024). Empowering Cognitive Digital Twins with Generative Foundation Models: Developing a Low-Carbon Integrated Freight Transportation System</w:t>
             </w:r>
             <w:r>
               <w:rPr>
@@ -8159,7 +8268,14 @@
                 <w:sz w:val="22"/>
                 <w:szCs w:val="22"/>
               </w:rPr>
-              <w:t>st International Conference on Computers &amp; Industrial Engineering</w:t>
+              <w:t>.  The </w:t>
+            </w:r>
+            <w:r>
+              <w:rPr>
+                <w:sz w:val="22"/>
+                <w:szCs w:val="22"/>
+              </w:rPr>
+              <w:t>51</w:t>
             </w:r>
             <w:r>
               <w:rPr>
@@ -8168,7 +8284,7 @@
                 <w:sz w:val="22"/>
                 <w:szCs w:val="22"/>
               </w:rPr>
-              <w:t xml:space="preserve"> </w:t>
+              <w:t>st International Conference on Computers &amp; Industrial Engineering</w:t>
             </w:r>
             <w:r>
               <w:rPr>
@@ -8177,14 +8293,7 @@
                 <w:sz w:val="22"/>
                 <w:szCs w:val="22"/>
               </w:rPr>
-              <w:t>(</w:t>
-            </w:r>
-            <w:r>
-              <w:rPr>
-                <w:sz w:val="22"/>
-                <w:szCs w:val="22"/>
-              </w:rPr>
-              <w:t>CIE51</w:t>
+              <w:t xml:space="preserve"> </w:t>
             </w:r>
             <w:r>
               <w:rPr>
@@ -8193,7 +8302,14 @@
                 <w:sz w:val="22"/>
                 <w:szCs w:val="22"/>
               </w:rPr>
-              <w:t>)</w:t>
+              <w:t>(</w:t>
+            </w:r>
+            <w:r>
+              <w:rPr>
+                <w:sz w:val="22"/>
+                <w:szCs w:val="22"/>
+              </w:rPr>
+              <w:t>CIE51</w:t>
             </w:r>
             <w:r>
               <w:rPr>
@@ -8202,6 +8318,15 @@
                 <w:sz w:val="22"/>
                 <w:szCs w:val="22"/>
               </w:rPr>
+              <w:t>)</w:t>
+            </w:r>
+            <w:r>
+              <w:rPr>
+                <w:i/>
+                <w:iCs/>
+                <w:sz w:val="22"/>
+                <w:szCs w:val="22"/>
+              </w:rPr>
               <w:t xml:space="preserve">, </w:t>
             </w:r>
             <w:r>
@@ -8227,7 +8352,7 @@
               </w:rPr>
               <w:t xml:space="preserve"> preprint </w:t>
             </w:r>
-            <w:hyperlink r:id="rId33" w:history="1">
+            <w:hyperlink r:id="rId34" w:history="1">
               <w:r>
                 <w:rPr>
                   <w:rStyle w:val="Hyperlink"/>
@@ -8345,7 +8470,6 @@
                 <w:sz w:val="22"/>
                 <w:szCs w:val="22"/>
               </w:rPr>
-              <w:lastRenderedPageBreak/>
               <w:t>Xu, H.,</w:t>
             </w:r>
             <w:r>
@@ -8559,38 +8683,6 @@
               </w:rPr>
               <w:t xml:space="preserve"> </w:t>
             </w:r>
-            <w:hyperlink r:id="rId34" w:history="1">
-              <w:r>
-                <w:rPr>
-                  <w:sz w:val="22"/>
-                  <w:szCs w:val="22"/>
-                </w:rPr>
-                <w:t>Berres</w:t>
-              </w:r>
-            </w:hyperlink>
-            <w:r>
-              <w:rPr>
-                <w:sz w:val="22"/>
-                <w:szCs w:val="22"/>
-              </w:rPr>
-              <w:t>, A., Shao, Y., and Wang, C. (2022). Using Photo-Realistic Immersive Virtual Reality Digital Twin and Visualization to Support Road Safety Training, Transportation Research Board (TRB) - Visualization Symposium, National Academy of Sciences.</w:t>
-            </w:r>
-          </w:p>
-          <w:p>
-            <w:pPr>
-              <w:pStyle w:val="Default"/>
-              <w:numPr>
-                <w:ilvl w:val="0"/>
-                <w:numId w:val="27"/>
-              </w:numPr>
-              <w:spacing w:before="120" w:after="120"/>
-              <w:ind w:left="360"/>
-              <w:jc w:val="both"/>
-              <w:rPr>
-                <w:sz w:val="22"/>
-                <w:szCs w:val="22"/>
-              </w:rPr>
-            </w:pPr>
             <w:hyperlink r:id="rId35" w:history="1">
               <w:r>
                 <w:rPr>
@@ -8605,39 +8697,7 @@
                 <w:sz w:val="22"/>
                 <w:szCs w:val="22"/>
               </w:rPr>
-              <w:t xml:space="preserve">, A., </w:t>
-            </w:r>
-            <w:r>
-              <w:rPr>
-                <w:b/>
-                <w:bCs/>
-                <w:sz w:val="22"/>
-                <w:szCs w:val="22"/>
-              </w:rPr>
-              <w:t>Xu, H.,</w:t>
-            </w:r>
-            <w:r>
-              <w:rPr>
-                <w:sz w:val="22"/>
-                <w:szCs w:val="22"/>
-              </w:rPr>
-              <w:t xml:space="preserve"> Wang, C., Wang Q., </w:t>
-            </w:r>
-            <w:proofErr w:type="spellStart"/>
-            <w:r>
-              <w:rPr>
-                <w:sz w:val="22"/>
-                <w:szCs w:val="22"/>
-              </w:rPr>
-              <w:t>Ugirumurera</w:t>
-            </w:r>
-            <w:proofErr w:type="spellEnd"/>
-            <w:r>
-              <w:rPr>
-                <w:sz w:val="22"/>
-                <w:szCs w:val="22"/>
-              </w:rPr>
-              <w:t>, J., Jones, W., and Sanyal, J. (2022). Multivariate Spatiotemporal Visual Representations for Analyzing Traffic Performance at Signalized Intersections, Transportation Research Board (TRB) - Visualization Symposium, National Academy of Sciences.</w:t>
+              <w:t>, A., Shao, Y., and Wang, C. (2022). Using Photo-Realistic Immersive Virtual Reality Digital Twin and Visualization to Support Road Safety Training, Transportation Research Board (TRB) - Visualization Symposium, National Academy of Sciences.</w:t>
             </w:r>
           </w:p>
           <w:p>
@@ -8655,70 +8715,6 @@
                 <w:szCs w:val="22"/>
               </w:rPr>
             </w:pPr>
-            <w:r>
-              <w:rPr>
-                <w:b/>
-                <w:bCs/>
-                <w:sz w:val="22"/>
-                <w:szCs w:val="22"/>
-              </w:rPr>
-              <w:t>Xu, H.,</w:t>
-            </w:r>
-            <w:r>
-              <w:rPr>
-                <w:sz w:val="22"/>
-                <w:szCs w:val="22"/>
-              </w:rPr>
-              <w:t xml:space="preserve"> Liu, X., Lian, J., Li, Y., Malhotra, M., &amp; </w:t>
-            </w:r>
-            <w:proofErr w:type="spellStart"/>
-            <w:r>
-              <w:rPr>
-                <w:sz w:val="22"/>
-                <w:szCs w:val="22"/>
-              </w:rPr>
-              <w:t>Omitaomu</w:t>
-            </w:r>
-            <w:proofErr w:type="spellEnd"/>
-            <w:r>
-              <w:rPr>
-                <w:sz w:val="22"/>
-                <w:szCs w:val="22"/>
-              </w:rPr>
-              <w:t>, O. A. (2022, November). A geo-visual analysis for exploring the socioeconomic benefits of the heating electrification using geothermal energy. In Proceedings of the 5th ACM SIGSPATIAL International Workshop on Advances in Resilient and Intelligent Cities (pp. 11-15).</w:t>
-            </w:r>
-          </w:p>
-          <w:p>
-            <w:pPr>
-              <w:pStyle w:val="Default"/>
-              <w:numPr>
-                <w:ilvl w:val="0"/>
-                <w:numId w:val="27"/>
-              </w:numPr>
-              <w:spacing w:before="120" w:after="120"/>
-              <w:ind w:left="360"/>
-              <w:jc w:val="both"/>
-              <w:rPr>
-                <w:sz w:val="22"/>
-                <w:szCs w:val="22"/>
-              </w:rPr>
-            </w:pPr>
-            <w:r>
-              <w:rPr>
-                <w:b/>
-                <w:bCs/>
-                <w:sz w:val="22"/>
-                <w:szCs w:val="22"/>
-              </w:rPr>
-              <w:t>Xu, H.,</w:t>
-            </w:r>
-            <w:r>
-              <w:rPr>
-                <w:sz w:val="22"/>
-                <w:szCs w:val="22"/>
-              </w:rPr>
-              <w:t xml:space="preserve"> Yuan, J., Wang, C., Shao, Y., </w:t>
-            </w:r>
             <w:hyperlink r:id="rId36" w:history="1">
               <w:r>
                 <w:rPr>
@@ -8733,7 +8729,39 @@
                 <w:sz w:val="22"/>
                 <w:szCs w:val="22"/>
               </w:rPr>
-              <w:t xml:space="preserve">, A., and Laclair, T. (2022). A Mobile App for Intersectional Traffic Optimization through Real-Time Vehicle-to-Infrastructure (V2I) Communication and Cyber-Physical Control. IEEE International Conference on Mobile Ad-Hoc and Smart Systems (MASS 2022). Denver, CO. </w:t>
+              <w:t xml:space="preserve">, A., </w:t>
+            </w:r>
+            <w:r>
+              <w:rPr>
+                <w:b/>
+                <w:bCs/>
+                <w:sz w:val="22"/>
+                <w:szCs w:val="22"/>
+              </w:rPr>
+              <w:t>Xu, H.,</w:t>
+            </w:r>
+            <w:r>
+              <w:rPr>
+                <w:sz w:val="22"/>
+                <w:szCs w:val="22"/>
+              </w:rPr>
+              <w:t xml:space="preserve"> Wang, C., Wang Q., </w:t>
+            </w:r>
+            <w:proofErr w:type="spellStart"/>
+            <w:r>
+              <w:rPr>
+                <w:sz w:val="22"/>
+                <w:szCs w:val="22"/>
+              </w:rPr>
+              <w:t>Ugirumurera</w:t>
+            </w:r>
+            <w:proofErr w:type="spellEnd"/>
+            <w:r>
+              <w:rPr>
+                <w:sz w:val="22"/>
+                <w:szCs w:val="22"/>
+              </w:rPr>
+              <w:t>, J., Jones, W., and Sanyal, J. (2022). Multivariate Spatiotemporal Visual Representations for Analyzing Traffic Performance at Signalized Intersections, Transportation Research Board (TRB) - Visualization Symposium, National Academy of Sciences.</w:t>
             </w:r>
           </w:p>
           <w:p>
@@ -8751,13 +8779,29 @@
                 <w:szCs w:val="22"/>
               </w:rPr>
             </w:pPr>
+            <w:r>
+              <w:rPr>
+                <w:b/>
+                <w:bCs/>
+                <w:sz w:val="22"/>
+                <w:szCs w:val="22"/>
+              </w:rPr>
+              <w:t>Xu, H.,</w:t>
+            </w:r>
+            <w:r>
+              <w:rPr>
+                <w:sz w:val="22"/>
+                <w:szCs w:val="22"/>
+              </w:rPr>
+              <w:t xml:space="preserve"> Liu, X., Lian, J., Li, Y., Malhotra, M., &amp; </w:t>
+            </w:r>
             <w:proofErr w:type="spellStart"/>
             <w:r>
               <w:rPr>
                 <w:sz w:val="22"/>
                 <w:szCs w:val="22"/>
               </w:rPr>
-              <w:t>Chinthavali</w:t>
+              <w:t>Omitaomu</w:t>
             </w:r>
             <w:proofErr w:type="spellEnd"/>
             <w:r>
@@ -8765,39 +8809,7 @@
                 <w:sz w:val="22"/>
                 <w:szCs w:val="22"/>
               </w:rPr>
-              <w:t xml:space="preserve">, S., Hasan, S.M., Yoginath, S., </w:t>
-            </w:r>
-            <w:r>
-              <w:rPr>
-                <w:b/>
-                <w:bCs/>
-                <w:sz w:val="22"/>
-                <w:szCs w:val="22"/>
-              </w:rPr>
-              <w:t>Xu, H.,</w:t>
-            </w:r>
-            <w:r>
-              <w:rPr>
-                <w:sz w:val="22"/>
-                <w:szCs w:val="22"/>
-              </w:rPr>
-              <w:t xml:space="preserve"> Nugent, P., Jones, T., Engebretsen, C., Olatt, J., </w:t>
-            </w:r>
-            <w:proofErr w:type="spellStart"/>
-            <w:r>
-              <w:rPr>
-                <w:sz w:val="22"/>
-                <w:szCs w:val="22"/>
-              </w:rPr>
-              <w:t>Tansakul</w:t>
-            </w:r>
-            <w:proofErr w:type="spellEnd"/>
-            <w:r>
-              <w:rPr>
-                <w:sz w:val="22"/>
-                <w:szCs w:val="22"/>
-              </w:rPr>
-              <w:t>, V., Christopher Carter., Polsky An, Y., (2022). Alternative Timing and Synchronization Approach for Situational Awareness and Predictive Analytics, IEEE IRI 2022, Las Vegas, NV, USA. Resolution.</w:t>
+              <w:t>, O. A. (2022, November). A geo-visual analysis for exploring the socioeconomic benefits of the heating electrification using geothermal energy. In Proceedings of the 5th ACM SIGSPATIAL International Workshop on Advances in Resilient and Intelligent Cities (pp. 11-15).</w:t>
             </w:r>
           </w:p>
           <w:p>
@@ -8815,7 +8827,119 @@
                 <w:szCs w:val="22"/>
               </w:rPr>
             </w:pPr>
+            <w:r>
+              <w:rPr>
+                <w:b/>
+                <w:bCs/>
+                <w:sz w:val="22"/>
+                <w:szCs w:val="22"/>
+              </w:rPr>
+              <w:t>Xu, H.,</w:t>
+            </w:r>
+            <w:r>
+              <w:rPr>
+                <w:sz w:val="22"/>
+                <w:szCs w:val="22"/>
+              </w:rPr>
+              <w:t xml:space="preserve"> Yuan, J., Wang, C., Shao, Y., </w:t>
+            </w:r>
             <w:hyperlink r:id="rId37" w:history="1">
+              <w:r>
+                <w:rPr>
+                  <w:sz w:val="22"/>
+                  <w:szCs w:val="22"/>
+                </w:rPr>
+                <w:t>Berres</w:t>
+              </w:r>
+            </w:hyperlink>
+            <w:r>
+              <w:rPr>
+                <w:sz w:val="22"/>
+                <w:szCs w:val="22"/>
+              </w:rPr>
+              <w:t xml:space="preserve">, A., and Laclair, T. (2022). A Mobile App for Intersectional Traffic Optimization through Real-Time Vehicle-to-Infrastructure (V2I) Communication and Cyber-Physical Control. IEEE International Conference on Mobile Ad-Hoc and Smart Systems (MASS 2022). Denver, CO. </w:t>
+            </w:r>
+          </w:p>
+          <w:p>
+            <w:pPr>
+              <w:pStyle w:val="Default"/>
+              <w:numPr>
+                <w:ilvl w:val="0"/>
+                <w:numId w:val="27"/>
+              </w:numPr>
+              <w:spacing w:before="120" w:after="120"/>
+              <w:ind w:left="360"/>
+              <w:jc w:val="both"/>
+              <w:rPr>
+                <w:sz w:val="22"/>
+                <w:szCs w:val="22"/>
+              </w:rPr>
+            </w:pPr>
+            <w:proofErr w:type="spellStart"/>
+            <w:r>
+              <w:rPr>
+                <w:sz w:val="22"/>
+                <w:szCs w:val="22"/>
+              </w:rPr>
+              <w:t>Chinthavali</w:t>
+            </w:r>
+            <w:proofErr w:type="spellEnd"/>
+            <w:r>
+              <w:rPr>
+                <w:sz w:val="22"/>
+                <w:szCs w:val="22"/>
+              </w:rPr>
+              <w:t xml:space="preserve">, S., Hasan, S.M., Yoginath, S., </w:t>
+            </w:r>
+            <w:r>
+              <w:rPr>
+                <w:b/>
+                <w:bCs/>
+                <w:sz w:val="22"/>
+                <w:szCs w:val="22"/>
+              </w:rPr>
+              <w:t>Xu, H.,</w:t>
+            </w:r>
+            <w:r>
+              <w:rPr>
+                <w:sz w:val="22"/>
+                <w:szCs w:val="22"/>
+              </w:rPr>
+              <w:t xml:space="preserve"> Nugent, P., Jones, T., Engebretsen, C., Olatt, J., </w:t>
+            </w:r>
+            <w:proofErr w:type="spellStart"/>
+            <w:r>
+              <w:rPr>
+                <w:sz w:val="22"/>
+                <w:szCs w:val="22"/>
+              </w:rPr>
+              <w:t>Tansakul</w:t>
+            </w:r>
+            <w:proofErr w:type="spellEnd"/>
+            <w:r>
+              <w:rPr>
+                <w:sz w:val="22"/>
+                <w:szCs w:val="22"/>
+              </w:rPr>
+              <w:t>, V., Christopher Carter., Polsky An, Y., (2022). Alternative Timing and Synchronization Approach for Situational Awareness and Predictive Analytics, IEEE IRI 2022, Las Vegas, NV, USA. Resolution.</w:t>
+            </w:r>
+          </w:p>
+          <w:p>
+            <w:pPr>
+              <w:pStyle w:val="Default"/>
+              <w:numPr>
+                <w:ilvl w:val="0"/>
+                <w:numId w:val="27"/>
+              </w:numPr>
+              <w:spacing w:before="120" w:after="120"/>
+              <w:ind w:left="360"/>
+              <w:jc w:val="both"/>
+              <w:rPr>
+                <w:sz w:val="22"/>
+                <w:szCs w:val="22"/>
+              </w:rPr>
+            </w:pPr>
+            <w:hyperlink r:id="rId38" w:history="1">
               <w:r>
                 <w:rPr>
                   <w:b/>
@@ -8842,7 +8966,7 @@
               </w:rPr>
               <w:t xml:space="preserve">Wang, C., </w:t>
             </w:r>
-            <w:hyperlink r:id="rId38" w:history="1">
+            <w:hyperlink r:id="rId39" w:history="1">
               <w:r>
                 <w:rPr>
                   <w:sz w:val="22"/>
@@ -8874,7 +8998,7 @@
                 <w:szCs w:val="22"/>
               </w:rPr>
             </w:pPr>
-            <w:hyperlink r:id="rId39" w:history="1">
+            <w:hyperlink r:id="rId40" w:history="1">
               <w:r>
                 <w:rPr>
                   <w:b/>
@@ -8901,7 +9025,7 @@
               </w:rPr>
               <w:t xml:space="preserve"> </w:t>
             </w:r>
-            <w:hyperlink r:id="rId40" w:history="1">
+            <w:hyperlink r:id="rId41" w:history="1">
               <w:r>
                 <w:rPr>
                   <w:sz w:val="22"/>
@@ -8949,7 +9073,7 @@
                 <w:szCs w:val="22"/>
               </w:rPr>
             </w:pPr>
-            <w:hyperlink r:id="rId41" w:history="1">
+            <w:hyperlink r:id="rId42" w:history="1">
               <w:r>
                 <w:rPr>
                   <w:b/>
@@ -8976,7 +9100,7 @@
               </w:rPr>
               <w:t xml:space="preserve"> </w:t>
             </w:r>
-            <w:hyperlink r:id="rId42" w:history="1">
+            <w:hyperlink r:id="rId43" w:history="1">
               <w:r>
                 <w:rPr>
                   <w:sz w:val="22"/>
@@ -9024,7 +9148,7 @@
                 <w:szCs w:val="22"/>
               </w:rPr>
             </w:pPr>
-            <w:hyperlink r:id="rId43" w:history="1">
+            <w:hyperlink r:id="rId44" w:history="1">
               <w:r>
                 <w:rPr>
                   <w:b/>
@@ -9051,7 +9175,7 @@
               </w:rPr>
               <w:t xml:space="preserve"> Wang, C., </w:t>
             </w:r>
-            <w:hyperlink r:id="rId44" w:history="1">
+            <w:hyperlink r:id="rId45" w:history="1">
               <w:r>
                 <w:rPr>
                   <w:sz w:val="22"/>
@@ -9081,7 +9205,15 @@
                 <w:sz w:val="22"/>
                 <w:szCs w:val="22"/>
               </w:rPr>
-              <w:t>: An Interactive Web-based Content Management System for Sharing and Comparing Traffic Simulation Outputs, Transportation Research Board Annual Meeting 2021.</w:t>
+              <w:t xml:space="preserve">: An Interactive Web-based Content Management System for Sharing and Comparing Traffic Simulation </w:t>
+            </w:r>
+            <w:r>
+              <w:rPr>
+                <w:sz w:val="22"/>
+                <w:szCs w:val="22"/>
+              </w:rPr>
+              <w:lastRenderedPageBreak/>
+              <w:t>Outputs, Transportation Research Board Annual Meeting 2021.</w:t>
             </w:r>
           </w:p>
           <w:p>
@@ -9184,15 +9316,7 @@
                 <w:sz w:val="22"/>
                 <w:szCs w:val="22"/>
               </w:rPr>
-              <w:t xml:space="preserve"> Fan, J., Spears, D. and Cranfill, E., (2020), November. COVID-19 Joint Pandemic Modeling and Analysis Platform. In Proceedings of the 1st ACM SIGSPATIAL International </w:t>
-            </w:r>
-            <w:r>
-              <w:rPr>
-                <w:sz w:val="22"/>
-                <w:szCs w:val="22"/>
-              </w:rPr>
-              <w:lastRenderedPageBreak/>
-              <w:t>Workshop on Modeling and Understanding the Spread of COVID-19 (pp. 43-52).</w:t>
+              <w:t xml:space="preserve"> Fan, J., Spears, D. and Cranfill, E., (2020), November. COVID-19 Joint Pandemic Modeling and Analysis Platform. In Proceedings of the 1st ACM SIGSPATIAL International Workshop on Modeling and Understanding the Spread of COVID-19 (pp. 43-52).</w:t>
             </w:r>
           </w:p>
           <w:p>
@@ -9800,7 +9924,15 @@
                 <w:sz w:val="22"/>
                 <w:szCs w:val="22"/>
               </w:rPr>
-              <w:t>, M. (2015). Geo-portal for Sustainable Culvert Design and Monitoring, Proceedings 36th IAHR World Congress, 28 June – 3 July, The Hague, The Netherlands.</w:t>
+              <w:t xml:space="preserve">, M. (2015). Geo-portal for Sustainable Culvert Design and Monitoring, Proceedings 36th IAHR World Congress, 28 June – 3 July, The Hague, The </w:t>
+            </w:r>
+            <w:r>
+              <w:rPr>
+                <w:sz w:val="22"/>
+                <w:szCs w:val="22"/>
+              </w:rPr>
+              <w:lastRenderedPageBreak/>
+              <w:t>Netherlands.</w:t>
             </w:r>
           </w:p>
           <w:p>
@@ -10406,7 +10538,7 @@
             <w:r>
               <w:t xml:space="preserve"> </w:t>
             </w:r>
-            <w:hyperlink r:id="rId45" w:history="1">
+            <w:hyperlink r:id="rId46" w:history="1">
               <w:r>
                 <w:rPr>
                   <w:rStyle w:val="Hyperlink"/>
@@ -10454,7 +10586,7 @@
                 <w:color w:val="000000"/>
               </w:rPr>
             </w:pPr>
-            <w:hyperlink r:id="rId46" w:history="1">
+            <w:hyperlink r:id="rId47" w:history="1">
               <w:r>
                 <w:rPr>
                   <w:rFonts w:ascii="Times New Roman" w:eastAsia="SimSun" w:hAnsi="Times New Roman" w:cs="Times New Roman"/>
@@ -10858,6 +10990,7 @@
                 <w:sz w:val="22"/>
                 <w:szCs w:val="22"/>
               </w:rPr>
+              <w:lastRenderedPageBreak/>
               <w:t xml:space="preserve">Grant Awardee and </w:t>
             </w:r>
             <w:proofErr w:type="spellStart"/>
@@ -11060,7 +11193,6 @@
                 <w:rFonts w:ascii="Times New Roman" w:eastAsia="SimSun" w:hAnsi="Times New Roman" w:cs="Times New Roman"/>
                 <w:color w:val="000000"/>
               </w:rPr>
-              <w:lastRenderedPageBreak/>
               <w:t>Workshop Co-Organizer, IWCTS 2023 - The 16th ACM SIGSPATIAL International Workshop on Computational Transportation Science (IWCTS 2023), Hamburg Germany, November 13, 2023</w:t>
             </w:r>
           </w:p>
@@ -11881,6 +12013,7 @@
                 <w:bCs/>
                 <w:lang w:val="en-AU"/>
               </w:rPr>
+              <w:lastRenderedPageBreak/>
               <w:t>Sustainability</w:t>
             </w:r>
             <w:r>
@@ -11937,7 +12070,6 @@
                 <w:bCs/>
                 <w:lang w:val="en-AU"/>
               </w:rPr>
-              <w:lastRenderedPageBreak/>
               <w:t>Open Research Europe</w:t>
             </w:r>
             <w:r>
@@ -12014,8 +12146,8 @@
       </w:pPr>
     </w:p>
     <w:sectPr>
-      <w:headerReference w:type="default" r:id="rId47"/>
-      <w:footerReference w:type="default" r:id="rId48"/>
+      <w:headerReference w:type="default" r:id="rId48"/>
+      <w:footerReference w:type="default" r:id="rId49"/>
       <w:pgSz w:w="12240" w:h="15840"/>
       <w:pgMar w:top="720" w:right="864" w:bottom="1296" w:left="864" w:header="720" w:footer="720" w:gutter="0"/>
       <w:cols w:space="720"/>
@@ -17074,18 +17206,15 @@
 </file>
 
 <file path=customXml/item1.xml><?xml version="1.0" encoding="utf-8"?>
-<b:Sources xmlns:b="http://schemas.openxmlformats.org/officeDocument/2006/bibliography" xmlns="http://schemas.openxmlformats.org/officeDocument/2006/bibliography" SelectedStyle="\APASixthEditionOfficeOnline.xsl" StyleName="APA" Version="6"/>
+<?mso-contentType ?>
+<FormTemplates xmlns="http://schemas.microsoft.com/sharepoint/v3/contenttype/forms">
+  <Display>DocumentLibraryForm</Display>
+  <Edit>DocumentLibraryForm</Edit>
+  <New>DocumentLibraryForm</New>
+</FormTemplates>
 </file>
 
 <file path=customXml/item2.xml><?xml version="1.0" encoding="utf-8"?>
-<p:properties xmlns:p="http://schemas.microsoft.com/office/2006/metadata/properties" xmlns:xsi="http://www.w3.org/2001/XMLSchema-instance" xmlns:pc="http://schemas.microsoft.com/office/infopath/2007/PartnerControls">
-  <documentManagement>
-    <_activity xmlns="a9bc63bf-e414-4596-9255-bdb522bb04a2" xsi:nil="true"/>
-  </documentManagement>
-</p:properties>
-</file>
-
-<file path=customXml/item3.xml><?xml version="1.0" encoding="utf-8"?>
 <ct:contentTypeSchema xmlns:ct="http://schemas.microsoft.com/office/2006/metadata/contentType" xmlns:ma="http://schemas.microsoft.com/office/2006/metadata/properties/metaAttributes" ct:_="" ma:_="" ma:contentTypeName="Document" ma:contentTypeID="0x01010031F1DB0F9F332D4B867A33E189041BA8" ma:contentTypeVersion="11" ma:contentTypeDescription="Create a new document." ma:contentTypeScope="" ma:versionID="a01fa2e2a8ba29afdbf6e94628c04022">
   <xsd:schema xmlns:xsd="http://www.w3.org/2001/XMLSchema" xmlns:xs="http://www.w3.org/2001/XMLSchema" xmlns:p="http://schemas.microsoft.com/office/2006/metadata/properties" xmlns:ns3="a9bc63bf-e414-4596-9255-bdb522bb04a2" targetNamespace="http://schemas.microsoft.com/office/2006/metadata/properties" ma:root="true" ma:fieldsID="c8f28b56f722d10b4949654262b9233e" ns3:_="">
     <xsd:import namespace="a9bc63bf-e414-4596-9255-bdb522bb04a2"/>
@@ -17273,34 +17402,27 @@
 </ct:contentTypeSchema>
 </file>
 
+<file path=customXml/item3.xml><?xml version="1.0" encoding="utf-8"?>
+<b:Sources xmlns:b="http://schemas.openxmlformats.org/officeDocument/2006/bibliography" xmlns="http://schemas.openxmlformats.org/officeDocument/2006/bibliography" SelectedStyle="\APASixthEditionOfficeOnline.xsl" StyleName="APA" Version="6"/>
+</file>
+
 <file path=customXml/item4.xml><?xml version="1.0" encoding="utf-8"?>
-<?mso-contentType ?>
-<FormTemplates xmlns="http://schemas.microsoft.com/sharepoint/v3/contenttype/forms">
-  <Display>DocumentLibraryForm</Display>
-  <Edit>DocumentLibraryForm</Edit>
-  <New>DocumentLibraryForm</New>
-</FormTemplates>
+<p:properties xmlns:p="http://schemas.microsoft.com/office/2006/metadata/properties" xmlns:xsi="http://www.w3.org/2001/XMLSchema-instance" xmlns:pc="http://schemas.microsoft.com/office/infopath/2007/PartnerControls">
+  <documentManagement>
+    <_activity xmlns="a9bc63bf-e414-4596-9255-bdb522bb04a2" xsi:nil="true"/>
+  </documentManagement>
+</p:properties>
 </file>
 
 <file path=customXml/itemProps1.xml><?xml version="1.0" encoding="utf-8"?>
-<ds:datastoreItem xmlns:ds="http://schemas.openxmlformats.org/officeDocument/2006/customXml" ds:itemID="{24C266C1-7226-4359-ADBF-6C2212874881}">
+<ds:datastoreItem xmlns:ds="http://schemas.openxmlformats.org/officeDocument/2006/customXml" ds:itemID="{A33AEA28-2BB5-4531-8AA6-E836D1A317B9}">
   <ds:schemaRefs>
-    <ds:schemaRef ds:uri="http://schemas.openxmlformats.org/officeDocument/2006/bibliography"/>
+    <ds:schemaRef ds:uri="http://schemas.microsoft.com/sharepoint/v3/contenttype/forms"/>
   </ds:schemaRefs>
 </ds:datastoreItem>
 </file>
 
 <file path=customXml/itemProps2.xml><?xml version="1.0" encoding="utf-8"?>
-<ds:datastoreItem xmlns:ds="http://schemas.openxmlformats.org/officeDocument/2006/customXml" ds:itemID="{A73E29A6-B802-4A70-85D1-63DDE2FFA54D}">
-  <ds:schemaRefs>
-    <ds:schemaRef ds:uri="http://schemas.microsoft.com/office/2006/metadata/properties"/>
-    <ds:schemaRef ds:uri="http://schemas.microsoft.com/office/infopath/2007/PartnerControls"/>
-    <ds:schemaRef ds:uri="a9bc63bf-e414-4596-9255-bdb522bb04a2"/>
-  </ds:schemaRefs>
-</ds:datastoreItem>
-</file>
-
-<file path=customXml/itemProps3.xml><?xml version="1.0" encoding="utf-8"?>
 <ds:datastoreItem xmlns:ds="http://schemas.openxmlformats.org/officeDocument/2006/customXml" ds:itemID="{9F2C2ADA-AA0E-4295-ACE6-2C2CEB236D1D}">
   <ds:schemaRefs>
     <ds:schemaRef ds:uri="http://schemas.microsoft.com/office/2006/metadata/contentType"/>
@@ -17318,10 +17440,20 @@
 </ds:datastoreItem>
 </file>
 
+<file path=customXml/itemProps3.xml><?xml version="1.0" encoding="utf-8"?>
+<ds:datastoreItem xmlns:ds="http://schemas.openxmlformats.org/officeDocument/2006/customXml" ds:itemID="{24C266C1-7226-4359-ADBF-6C2212874881}">
+  <ds:schemaRefs>
+    <ds:schemaRef ds:uri="http://schemas.openxmlformats.org/officeDocument/2006/bibliography"/>
+  </ds:schemaRefs>
+</ds:datastoreItem>
+</file>
+
 <file path=customXml/itemProps4.xml><?xml version="1.0" encoding="utf-8"?>
-<ds:datastoreItem xmlns:ds="http://schemas.openxmlformats.org/officeDocument/2006/customXml" ds:itemID="{A33AEA28-2BB5-4531-8AA6-E836D1A317B9}">
+<ds:datastoreItem xmlns:ds="http://schemas.openxmlformats.org/officeDocument/2006/customXml" ds:itemID="{A73E29A6-B802-4A70-85D1-63DDE2FFA54D}">
   <ds:schemaRefs>
-    <ds:schemaRef ds:uri="http://schemas.microsoft.com/sharepoint/v3/contenttype/forms"/>
+    <ds:schemaRef ds:uri="http://schemas.microsoft.com/office/2006/metadata/properties"/>
+    <ds:schemaRef ds:uri="http://schemas.microsoft.com/office/infopath/2007/PartnerControls"/>
+    <ds:schemaRef ds:uri="a9bc63bf-e414-4596-9255-bdb522bb04a2"/>
   </ds:schemaRefs>
 </ds:datastoreItem>
 </file>